--- a/Json file examples.docx
+++ b/Json file examples.docx
@@ -9,6 +9,7 @@
           <w:bCs/>
           <w:sz w:val="28"/>
           <w:szCs w:val="28"/>
+          <w:lang w:val="en-GB"/>
         </w:rPr>
       </w:pPr>
       <w:r>
@@ -17,28 +18,97 @@
           <w:bCs/>
           <w:sz w:val="28"/>
           <w:szCs w:val="28"/>
+          <w:lang w:val="en-GB"/>
         </w:rPr>
         <w:t>Json file examples:</w:t>
       </w:r>
     </w:p>
-    <w:p/>
-    <w:p>
-      <w:pPr>
-        <w:rPr>
-          <w:lang w:val="en-GB"/>
-        </w:rPr>
-      </w:pPr>
-      <w:r>
-        <w:rPr>
-          <w:lang w:val="en-GB"/>
-        </w:rPr>
-        <w:t>cat_all : All possible filtered_</w:t>
-      </w:r>
-      <w:r>
-        <w:rPr>
-          <w:lang w:val="en-GB"/>
-        </w:rPr>
-        <w:t>table columns</w:t>
+    <w:p>
+      <w:pPr>
+        <w:rPr>
+          <w:lang w:val="en-GB"/>
+        </w:rPr>
+      </w:pPr>
+    </w:p>
+    <w:p>
+      <w:pPr>
+        <w:rPr>
+          <w:lang w:val="en-GB"/>
+        </w:rPr>
+      </w:pPr>
+      <w:proofErr w:type="spellStart"/>
+      <w:r>
+        <w:rPr>
+          <w:lang w:val="en-GB"/>
+        </w:rPr>
+        <w:t>cat_</w:t>
+      </w:r>
+      <w:proofErr w:type="gramStart"/>
+      <w:r>
+        <w:rPr>
+          <w:lang w:val="en-GB"/>
+        </w:rPr>
+        <w:t>all</w:t>
+      </w:r>
+      <w:proofErr w:type="spellEnd"/>
+      <w:r>
+        <w:rPr>
+          <w:lang w:val="en-GB"/>
+        </w:rPr>
+        <w:t xml:space="preserve"> :</w:t>
+      </w:r>
+      <w:proofErr w:type="gramEnd"/>
+      <w:r>
+        <w:rPr>
+          <w:lang w:val="en-GB"/>
+        </w:rPr>
+        <w:t xml:space="preserve"> All possible </w:t>
+      </w:r>
+      <w:proofErr w:type="spellStart"/>
+      <w:r>
+        <w:rPr>
+          <w:lang w:val="en-GB"/>
+        </w:rPr>
+        <w:t>filtered_</w:t>
+      </w:r>
+      <w:r>
+        <w:rPr>
+          <w:lang w:val="en-GB"/>
+        </w:rPr>
+        <w:t>table</w:t>
+      </w:r>
+      <w:proofErr w:type="spellEnd"/>
+      <w:r>
+        <w:rPr>
+          <w:lang w:val="en-GB"/>
+        </w:rPr>
+        <w:t xml:space="preserve"> columns</w:t>
+      </w:r>
+      <w:r>
+        <w:rPr>
+          <w:lang w:val="en-GB"/>
+        </w:rPr>
+        <w:br/>
+      </w:r>
+      <w:proofErr w:type="spellStart"/>
+      <w:r>
+        <w:rPr>
+          <w:lang w:val="en-GB"/>
+        </w:rPr>
+        <w:t>cond_none</w:t>
+      </w:r>
+      <w:proofErr w:type="spellEnd"/>
+      <w:r>
+        <w:rPr>
+          <w:lang w:val="en-GB"/>
+        </w:rPr>
+        <w:t xml:space="preserve">: </w:t>
+      </w:r>
+      <w:r>
+        <w:rPr>
+          <w:lang w:val="en-GB"/>
+        </w:rPr>
+        <w:t>No conditions to be applied</w:t>
       </w:r>
     </w:p>
     <w:p>
@@ -62,6 +132,150 @@
           <w:bCs/>
           <w:lang w:val="en-GB"/>
         </w:rPr>
+        <w:t>Case Maria Australia</w:t>
+      </w:r>
+    </w:p>
+    <w:p>
+      <w:pPr>
+        <w:rPr>
+          <w:lang w:val="en-GB"/>
+        </w:rPr>
+      </w:pPr>
+      <w:proofErr w:type="spellStart"/>
+      <w:r>
+        <w:rPr>
+          <w:lang w:val="en-GB"/>
+        </w:rPr>
+        <w:t>cat_</w:t>
+      </w:r>
+      <w:r>
+        <w:rPr>
+          <w:lang w:val="en-GB"/>
+        </w:rPr>
+        <w:t>MS_Aus</w:t>
+      </w:r>
+      <w:proofErr w:type="spellEnd"/>
+      <w:r>
+        <w:rPr>
+          <w:lang w:val="en-GB"/>
+        </w:rPr>
+        <w:br/>
+      </w:r>
+      <w:proofErr w:type="spellStart"/>
+      <w:r>
+        <w:rPr>
+          <w:lang w:val="en-GB"/>
+        </w:rPr>
+        <w:t>cond_none</w:t>
+      </w:r>
+      <w:proofErr w:type="spellEnd"/>
+    </w:p>
+    <w:p>
+      <w:pPr>
+        <w:rPr>
+          <w:lang w:val="en-GB"/>
+        </w:rPr>
+      </w:pPr>
+      <w:r>
+        <w:rPr>
+          <w:lang w:val="en-GB"/>
+        </w:rPr>
+        <w:t xml:space="preserve">python piper1.py -q </w:t>
+      </w:r>
+      <w:proofErr w:type="spellStart"/>
+      <w:r>
+        <w:rPr>
+          <w:lang w:val="en-GB"/>
+        </w:rPr>
+        <w:t>qdat_anonymised.tsv</w:t>
+      </w:r>
+      <w:proofErr w:type="spellEnd"/>
+      <w:r>
+        <w:rPr>
+          <w:lang w:val="en-GB"/>
+        </w:rPr>
+        <w:t xml:space="preserve"> -cat </w:t>
+      </w:r>
+      <w:proofErr w:type="spellStart"/>
+      <w:r>
+        <w:rPr>
+          <w:lang w:val="en-GB"/>
+        </w:rPr>
+        <w:t>cat_MS_Aus.json</w:t>
+      </w:r>
+      <w:proofErr w:type="spellEnd"/>
+      <w:r>
+        <w:rPr>
+          <w:lang w:val="en-GB"/>
+        </w:rPr>
+        <w:t xml:space="preserve"> -</w:t>
+      </w:r>
+      <w:proofErr w:type="spellStart"/>
+      <w:r>
+        <w:rPr>
+          <w:lang w:val="en-GB"/>
+        </w:rPr>
+        <w:t>cond</w:t>
+      </w:r>
+      <w:proofErr w:type="spellEnd"/>
+      <w:r>
+        <w:rPr>
+          <w:lang w:val="en-GB"/>
+        </w:rPr>
+        <w:t xml:space="preserve"> </w:t>
+      </w:r>
+      <w:proofErr w:type="spellStart"/>
+      <w:r>
+        <w:rPr>
+          <w:lang w:val="en-GB"/>
+        </w:rPr>
+        <w:t>cond_</w:t>
+      </w:r>
+      <w:proofErr w:type="gramStart"/>
+      <w:r>
+        <w:rPr>
+          <w:lang w:val="en-GB"/>
+        </w:rPr>
+        <w:t>none.json</w:t>
+      </w:r>
+      <w:proofErr w:type="spellEnd"/>
+      <w:proofErr w:type="gramEnd"/>
+      <w:r>
+        <w:rPr>
+          <w:lang w:val="en-GB"/>
+        </w:rPr>
+        <w:t xml:space="preserve"> -o </w:t>
+      </w:r>
+      <w:proofErr w:type="spellStart"/>
+      <w:r>
+        <w:rPr>
+          <w:lang w:val="en-GB"/>
+        </w:rPr>
+        <w:t>MS_Aus</w:t>
+      </w:r>
+      <w:proofErr w:type="spellEnd"/>
+    </w:p>
+    <w:p>
+      <w:pPr>
+        <w:rPr>
+          <w:lang w:val="en-GB"/>
+        </w:rPr>
+      </w:pPr>
+    </w:p>
+    <w:p>
+      <w:pPr>
+        <w:rPr>
+          <w:b/>
+          <w:bCs/>
+          <w:lang w:val="en-GB"/>
+        </w:rPr>
+      </w:pPr>
+      <w:r>
+        <w:rPr>
+          <w:b/>
+          <w:bCs/>
+          <w:lang w:val="en-GB"/>
+        </w:rPr>
         <w:t>Case 1</w:t>
       </w:r>
     </w:p>
@@ -142,11 +356,19 @@
         </w:rPr>
         <w:t xml:space="preserve">ATC and </w:t>
       </w:r>
-      <w:r>
-        <w:rPr>
-          <w:lang w:val="en-GB"/>
-        </w:rPr>
-        <w:t>produkt column</w:t>
+      <w:proofErr w:type="spellStart"/>
+      <w:r>
+        <w:rPr>
+          <w:lang w:val="en-GB"/>
+        </w:rPr>
+        <w:t>produkt</w:t>
+      </w:r>
+      <w:proofErr w:type="spellEnd"/>
+      <w:r>
+        <w:rPr>
+          <w:lang w:val="en-GB"/>
+        </w:rPr>
+        <w:t xml:space="preserve"> column</w:t>
       </w:r>
       <w:r>
         <w:rPr>
@@ -207,7 +429,14 @@
         <w:rPr>
           <w:lang w:val="en-GB"/>
         </w:rPr>
-        <w:t>python piper1.py -q qda</w:t>
+        <w:t xml:space="preserve">python piper1.py -q </w:t>
+      </w:r>
+      <w:proofErr w:type="spellStart"/>
+      <w:r>
+        <w:rPr>
+          <w:lang w:val="en-GB"/>
+        </w:rPr>
+        <w:t>qda</w:t>
       </w:r>
       <w:r>
         <w:rPr>
@@ -219,7 +448,84 @@
         <w:rPr>
           <w:lang w:val="en-GB"/>
         </w:rPr>
-        <w:t>.tsv -p pdat.tsv -hd hdat.tsv -v vdat.tsv -cat cat_case1.txt -cond cond_case1.json -pt -dt -o case1</w:t>
+        <w:t>.tsv</w:t>
+      </w:r>
+      <w:proofErr w:type="spellEnd"/>
+      <w:r>
+        <w:rPr>
+          <w:lang w:val="en-GB"/>
+        </w:rPr>
+        <w:t xml:space="preserve"> -p </w:t>
+      </w:r>
+      <w:proofErr w:type="spellStart"/>
+      <w:r>
+        <w:rPr>
+          <w:lang w:val="en-GB"/>
+        </w:rPr>
+        <w:t>pdat.tsv</w:t>
+      </w:r>
+      <w:proofErr w:type="spellEnd"/>
+      <w:r>
+        <w:rPr>
+          <w:lang w:val="en-GB"/>
+        </w:rPr>
+        <w:t xml:space="preserve"> -</w:t>
+      </w:r>
+      <w:proofErr w:type="spellStart"/>
+      <w:r>
+        <w:rPr>
+          <w:lang w:val="en-GB"/>
+        </w:rPr>
+        <w:t>hd</w:t>
+      </w:r>
+      <w:proofErr w:type="spellEnd"/>
+      <w:r>
+        <w:rPr>
+          <w:lang w:val="en-GB"/>
+        </w:rPr>
+        <w:t xml:space="preserve"> </w:t>
+      </w:r>
+      <w:proofErr w:type="spellStart"/>
+      <w:r>
+        <w:rPr>
+          <w:lang w:val="en-GB"/>
+        </w:rPr>
+        <w:t>hdat.tsv</w:t>
+      </w:r>
+      <w:proofErr w:type="spellEnd"/>
+      <w:r>
+        <w:rPr>
+          <w:lang w:val="en-GB"/>
+        </w:rPr>
+        <w:t xml:space="preserve"> -v </w:t>
+      </w:r>
+      <w:proofErr w:type="spellStart"/>
+      <w:r>
+        <w:rPr>
+          <w:lang w:val="en-GB"/>
+        </w:rPr>
+        <w:t>vdat.tsv</w:t>
+      </w:r>
+      <w:proofErr w:type="spellEnd"/>
+      <w:r>
+        <w:rPr>
+          <w:lang w:val="en-GB"/>
+        </w:rPr>
+        <w:t xml:space="preserve"> -cat cat_case1.txt -</w:t>
+      </w:r>
+      <w:proofErr w:type="spellStart"/>
+      <w:r>
+        <w:rPr>
+          <w:lang w:val="en-GB"/>
+        </w:rPr>
+        <w:t>cond</w:t>
+      </w:r>
+      <w:proofErr w:type="spellEnd"/>
+      <w:r>
+        <w:rPr>
+          <w:lang w:val="en-GB"/>
+        </w:rPr>
+        <w:t xml:space="preserve"> cond_case1.json -pt -dt -o case1</w:t>
       </w:r>
     </w:p>
     <w:p>
@@ -243,15 +549,504 @@
           <w:bCs/>
           <w:lang w:val="en-GB"/>
         </w:rPr>
-        <w:t>Case</w:t>
-      </w:r>
-      <w:r>
+        <w:t>Case 2</w:t>
+      </w:r>
+    </w:p>
+    <w:p>
+      <w:pPr>
+        <w:rPr>
+          <w:lang w:val="en-GB"/>
+        </w:rPr>
+      </w:pPr>
+      <w:r>
+        <w:rPr>
+          <w:lang w:val="en-GB"/>
+        </w:rPr>
+        <w:t>cat_case2</w:t>
+      </w:r>
+      <w:r>
+        <w:rPr>
+          <w:lang w:val="en-GB"/>
+        </w:rPr>
+        <w:br/>
+        <w:t>cond_case2</w:t>
+      </w:r>
+    </w:p>
+    <w:p>
+      <w:pPr>
+        <w:rPr>
+          <w:lang w:val="en-GB"/>
+        </w:rPr>
+      </w:pPr>
+      <w:r>
+        <w:rPr>
+          <w:lang w:val="en-GB"/>
+        </w:rPr>
+        <w:t>Only patients that</w:t>
+      </w:r>
+      <w:r>
+        <w:rPr>
+          <w:lang w:val="en-GB"/>
+        </w:rPr>
+        <w:br/>
+        <w:t>- Have G20 diagnosis before or at (+-1 year) of questionnaire inclusion</w:t>
+      </w:r>
+      <w:r>
+        <w:rPr>
+          <w:lang w:val="en-GB"/>
+        </w:rPr>
+        <w:br/>
+        <w:t>- Are 60-80 years old at questionnaire inclusion</w:t>
+      </w:r>
+    </w:p>
+    <w:p>
+      <w:pPr>
+        <w:rPr>
+          <w:lang w:val="en-GB"/>
+        </w:rPr>
+      </w:pPr>
+      <w:r>
+        <w:rPr>
+          <w:lang w:val="en-GB"/>
+        </w:rPr>
+        <w:t>Show diagnosis table</w:t>
+      </w:r>
+      <w:r>
+        <w:rPr>
+          <w:lang w:val="en-GB"/>
+        </w:rPr>
+        <w:t>.</w:t>
+      </w:r>
+      <w:r>
+        <w:rPr>
+          <w:lang w:val="en-GB"/>
+        </w:rPr>
+        <w:t xml:space="preserve"> Show </w:t>
+      </w:r>
+      <w:proofErr w:type="spellStart"/>
+      <w:r>
+        <w:rPr>
+          <w:lang w:val="en-GB"/>
+        </w:rPr>
+        <w:t>diagnoses</w:t>
+      </w:r>
+      <w:r>
+        <w:rPr>
+          <w:lang w:val="en-GB"/>
+        </w:rPr>
+        <w:t>_</w:t>
+      </w:r>
+      <w:r>
+        <w:rPr>
+          <w:lang w:val="en-GB"/>
+        </w:rPr>
+        <w:t>recorded</w:t>
+      </w:r>
+      <w:r>
+        <w:rPr>
+          <w:lang w:val="en-GB"/>
+        </w:rPr>
+        <w:t>_</w:t>
+      </w:r>
+      <w:r>
+        <w:rPr>
+          <w:lang w:val="en-GB"/>
+        </w:rPr>
+        <w:t>until</w:t>
+      </w:r>
+      <w:r>
+        <w:rPr>
+          <w:lang w:val="en-GB"/>
+        </w:rPr>
+        <w:t>_</w:t>
+      </w:r>
+      <w:r>
+        <w:rPr>
+          <w:lang w:val="en-GB"/>
+        </w:rPr>
+        <w:t>inclusion</w:t>
+      </w:r>
+      <w:proofErr w:type="spellEnd"/>
+      <w:r>
+        <w:rPr>
+          <w:lang w:val="en-GB"/>
+        </w:rPr>
+        <w:t xml:space="preserve"> and </w:t>
+      </w:r>
+      <w:proofErr w:type="spellStart"/>
+      <w:r>
+        <w:rPr>
+          <w:lang w:val="en-GB"/>
+        </w:rPr>
+        <w:t>all</w:t>
+      </w:r>
+      <w:r>
+        <w:rPr>
+          <w:lang w:val="en-GB"/>
+        </w:rPr>
+        <w:t>_</w:t>
+      </w:r>
+      <w:r>
+        <w:rPr>
+          <w:lang w:val="en-GB"/>
+        </w:rPr>
+        <w:t>diagnoses</w:t>
+      </w:r>
+      <w:proofErr w:type="spellEnd"/>
+      <w:r>
+        <w:rPr>
+          <w:lang w:val="en-GB"/>
+        </w:rPr>
+        <w:t xml:space="preserve"> columns.</w:t>
+      </w:r>
+    </w:p>
+    <w:p>
+      <w:pPr>
+        <w:rPr>
+          <w:lang w:val="en-GB"/>
+        </w:rPr>
+      </w:pPr>
+      <w:r>
+        <w:rPr>
+          <w:lang w:val="en-GB"/>
+        </w:rPr>
+        <w:t xml:space="preserve">python piper1.py -q </w:t>
+      </w:r>
+      <w:proofErr w:type="spellStart"/>
+      <w:r>
+        <w:rPr>
+          <w:lang w:val="en-GB"/>
+        </w:rPr>
+        <w:t>qdat.tsv</w:t>
+      </w:r>
+      <w:proofErr w:type="spellEnd"/>
+      <w:r>
+        <w:rPr>
+          <w:lang w:val="en-GB"/>
+        </w:rPr>
+        <w:t xml:space="preserve"> -p </w:t>
+      </w:r>
+      <w:proofErr w:type="spellStart"/>
+      <w:r>
+        <w:rPr>
+          <w:lang w:val="en-GB"/>
+        </w:rPr>
+        <w:t>pdat.tsv</w:t>
+      </w:r>
+      <w:proofErr w:type="spellEnd"/>
+      <w:r>
+        <w:rPr>
+          <w:lang w:val="en-GB"/>
+        </w:rPr>
+        <w:t xml:space="preserve"> -</w:t>
+      </w:r>
+      <w:proofErr w:type="spellStart"/>
+      <w:r>
+        <w:rPr>
+          <w:lang w:val="en-GB"/>
+        </w:rPr>
+        <w:t>hd</w:t>
+      </w:r>
+      <w:proofErr w:type="spellEnd"/>
+      <w:r>
+        <w:rPr>
+          <w:lang w:val="en-GB"/>
+        </w:rPr>
+        <w:t xml:space="preserve"> </w:t>
+      </w:r>
+      <w:proofErr w:type="spellStart"/>
+      <w:r>
+        <w:rPr>
+          <w:lang w:val="en-GB"/>
+        </w:rPr>
+        <w:t>hdat.tsv</w:t>
+      </w:r>
+      <w:proofErr w:type="spellEnd"/>
+      <w:r>
+        <w:rPr>
+          <w:lang w:val="en-GB"/>
+        </w:rPr>
+        <w:t xml:space="preserve"> -v </w:t>
+      </w:r>
+      <w:proofErr w:type="spellStart"/>
+      <w:r>
+        <w:rPr>
+          <w:lang w:val="en-GB"/>
+        </w:rPr>
+        <w:t>vdat.tsv</w:t>
+      </w:r>
+      <w:proofErr w:type="spellEnd"/>
+      <w:r>
+        <w:rPr>
+          <w:lang w:val="en-GB"/>
+        </w:rPr>
+        <w:t xml:space="preserve"> -cat cat_case2.json -</w:t>
+      </w:r>
+      <w:proofErr w:type="spellStart"/>
+      <w:r>
+        <w:rPr>
+          <w:lang w:val="en-GB"/>
+        </w:rPr>
+        <w:t>cond</w:t>
+      </w:r>
+      <w:proofErr w:type="spellEnd"/>
+      <w:r>
+        <w:rPr>
+          <w:lang w:val="en-GB"/>
+        </w:rPr>
+        <w:t xml:space="preserve"> cond_case2.json -dt</w:t>
+      </w:r>
+      <w:r>
+        <w:rPr>
+          <w:lang w:val="en-GB"/>
+        </w:rPr>
+        <w:t xml:space="preserve"> -o case2</w:t>
+      </w:r>
+    </w:p>
+    <w:p>
+      <w:pPr>
+        <w:rPr>
+          <w:lang w:val="en-GB"/>
+        </w:rPr>
+      </w:pPr>
+    </w:p>
+    <w:p>
+      <w:pPr>
+        <w:rPr>
+          <w:lang w:val="en-GB"/>
+        </w:rPr>
+      </w:pPr>
+    </w:p>
+    <w:p>
+      <w:pPr>
+        <w:rPr>
+          <w:lang w:val="en-GB"/>
+        </w:rPr>
+      </w:pPr>
+    </w:p>
+    <w:p>
+      <w:pPr>
         <w:rPr>
           <w:b/>
           <w:bCs/>
           <w:lang w:val="en-GB"/>
         </w:rPr>
-        <w:t xml:space="preserve"> 2</w:t>
+      </w:pPr>
+      <w:r>
+        <w:rPr>
+          <w:b/>
+          <w:bCs/>
+          <w:lang w:val="en-GB"/>
+        </w:rPr>
+        <w:t>Case 3</w:t>
+      </w:r>
+    </w:p>
+    <w:p>
+      <w:pPr>
+        <w:rPr>
+          <w:lang w:val="en-GB"/>
+        </w:rPr>
+      </w:pPr>
+      <w:r>
+        <w:rPr>
+          <w:lang w:val="en-GB"/>
+        </w:rPr>
+        <w:t>cat_case3</w:t>
+      </w:r>
+      <w:r>
+        <w:rPr>
+          <w:lang w:val="en-GB"/>
+        </w:rPr>
+        <w:br/>
+        <w:t>cond_case3</w:t>
+      </w:r>
+    </w:p>
+    <w:p>
+      <w:pPr>
+        <w:rPr>
+          <w:lang w:val="en-GB"/>
+        </w:rPr>
+      </w:pPr>
+      <w:r>
+        <w:rPr>
+          <w:lang w:val="en-GB"/>
+        </w:rPr>
+        <w:t>Only patients that</w:t>
+      </w:r>
+      <w:r>
+        <w:rPr>
+          <w:lang w:val="en-GB"/>
+        </w:rPr>
+        <w:br/>
+        <w:t>- Have G20 and E11</w:t>
+      </w:r>
+    </w:p>
+    <w:p>
+      <w:pPr>
+        <w:rPr>
+          <w:lang w:val="en-GB"/>
+        </w:rPr>
+      </w:pPr>
+      <w:r>
+        <w:rPr>
+          <w:lang w:val="en-GB"/>
+        </w:rPr>
+        <w:t>Show City</w:t>
+      </w:r>
+      <w:r>
+        <w:rPr>
+          <w:lang w:val="en-GB"/>
+        </w:rPr>
+        <w:t xml:space="preserve"> and Sex columns. </w:t>
+      </w:r>
+      <w:r>
+        <w:rPr>
+          <w:lang w:val="en-GB"/>
+        </w:rPr>
+        <w:t>Show diagnosis table with Conversions and Depression column</w:t>
+      </w:r>
+      <w:r>
+        <w:rPr>
+          <w:lang w:val="en-GB"/>
+        </w:rPr>
+        <w:t>. Conversions only to PD (patient received G20 diagnosis but is not included as case in the questionnaire). Conversions for Diabetes both ways.</w:t>
+      </w:r>
+    </w:p>
+    <w:p>
+      <w:pPr>
+        <w:rPr>
+          <w:lang w:val="en-GB"/>
+        </w:rPr>
+      </w:pPr>
+      <w:r>
+        <w:rPr>
+          <w:lang w:val="en-GB"/>
+        </w:rPr>
+        <w:t xml:space="preserve">python piper1.py -q </w:t>
+      </w:r>
+      <w:proofErr w:type="spellStart"/>
+      <w:r>
+        <w:rPr>
+          <w:lang w:val="en-GB"/>
+        </w:rPr>
+        <w:t>qdat.tsv</w:t>
+      </w:r>
+      <w:proofErr w:type="spellEnd"/>
+      <w:r>
+        <w:rPr>
+          <w:lang w:val="en-GB"/>
+        </w:rPr>
+        <w:t xml:space="preserve"> -p </w:t>
+      </w:r>
+      <w:proofErr w:type="spellStart"/>
+      <w:r>
+        <w:rPr>
+          <w:lang w:val="en-GB"/>
+        </w:rPr>
+        <w:t>pdat.tsv</w:t>
+      </w:r>
+      <w:proofErr w:type="spellEnd"/>
+      <w:r>
+        <w:rPr>
+          <w:lang w:val="en-GB"/>
+        </w:rPr>
+        <w:t xml:space="preserve"> -</w:t>
+      </w:r>
+      <w:proofErr w:type="spellStart"/>
+      <w:r>
+        <w:rPr>
+          <w:lang w:val="en-GB"/>
+        </w:rPr>
+        <w:t>hd</w:t>
+      </w:r>
+      <w:proofErr w:type="spellEnd"/>
+      <w:r>
+        <w:rPr>
+          <w:lang w:val="en-GB"/>
+        </w:rPr>
+        <w:t xml:space="preserve"> </w:t>
+      </w:r>
+      <w:proofErr w:type="spellStart"/>
+      <w:r>
+        <w:rPr>
+          <w:lang w:val="en-GB"/>
+        </w:rPr>
+        <w:t>hdat.tsv</w:t>
+      </w:r>
+      <w:proofErr w:type="spellEnd"/>
+      <w:r>
+        <w:rPr>
+          <w:lang w:val="en-GB"/>
+        </w:rPr>
+        <w:t xml:space="preserve"> -v </w:t>
+      </w:r>
+      <w:proofErr w:type="spellStart"/>
+      <w:r>
+        <w:rPr>
+          <w:lang w:val="en-GB"/>
+        </w:rPr>
+        <w:t>vdat.tsv</w:t>
+      </w:r>
+      <w:proofErr w:type="spellEnd"/>
+      <w:r>
+        <w:rPr>
+          <w:lang w:val="en-GB"/>
+        </w:rPr>
+        <w:t xml:space="preserve"> -cat cat_case3.json -</w:t>
+      </w:r>
+      <w:proofErr w:type="spellStart"/>
+      <w:r>
+        <w:rPr>
+          <w:lang w:val="en-GB"/>
+        </w:rPr>
+        <w:t>cond</w:t>
+      </w:r>
+      <w:proofErr w:type="spellEnd"/>
+      <w:r>
+        <w:rPr>
+          <w:lang w:val="en-GB"/>
+        </w:rPr>
+        <w:t xml:space="preserve"> cond_case3.json -dt Diabetes Depression oneway_G20</w:t>
+      </w:r>
+      <w:r>
+        <w:rPr>
+          <w:lang w:val="en-GB"/>
+        </w:rPr>
+        <w:t xml:space="preserve"> -o case3</w:t>
+      </w:r>
+    </w:p>
+    <w:p>
+      <w:pPr>
+        <w:rPr>
+          <w:b/>
+          <w:bCs/>
+          <w:lang w:val="en-GB"/>
+        </w:rPr>
+      </w:pPr>
+    </w:p>
+    <w:p>
+      <w:pPr>
+        <w:rPr>
+          <w:b/>
+          <w:bCs/>
+          <w:lang w:val="en-GB"/>
+        </w:rPr>
+      </w:pPr>
+      <w:r>
+        <w:rPr>
+          <w:b/>
+          <w:bCs/>
+          <w:lang w:val="en-GB"/>
+        </w:rPr>
+        <w:t xml:space="preserve">Case </w:t>
+      </w:r>
+      <w:r>
+        <w:rPr>
+          <w:b/>
+          <w:bCs/>
+          <w:lang w:val="en-GB"/>
+        </w:rPr>
+        <w:t>4</w:t>
       </w:r>
     </w:p>
     <w:p>
@@ -270,7 +1065,7 @@
         <w:rPr>
           <w:lang w:val="en-GB"/>
         </w:rPr>
-        <w:t>2</w:t>
+        <w:t>4</w:t>
       </w:r>
       <w:r>
         <w:rPr>
@@ -283,7 +1078,7 @@
         <w:rPr>
           <w:lang w:val="en-GB"/>
         </w:rPr>
-        <w:t>2</w:t>
+        <w:t>4</w:t>
       </w:r>
     </w:p>
     <w:p>
@@ -303,127 +1098,111 @@
           <w:lang w:val="en-GB"/>
         </w:rPr>
         <w:br/>
-        <w:t>- Have G20 diagnosis before or at (+-1 year) of questionnaire inclusion</w:t>
-      </w:r>
-      <w:r>
-        <w:rPr>
-          <w:lang w:val="en-GB"/>
-        </w:rPr>
-        <w:br/>
-        <w:t>- Are 60-80 years old at questionnaire inclusion</w:t>
-      </w:r>
-    </w:p>
-    <w:p>
-      <w:pPr>
-        <w:rPr>
-          <w:lang w:val="en-GB"/>
-        </w:rPr>
-      </w:pPr>
-      <w:r>
-        <w:rPr>
-          <w:lang w:val="en-GB"/>
-        </w:rPr>
-        <w:t>Show diagnosis table</w:t>
-      </w:r>
-      <w:r>
-        <w:rPr>
-          <w:lang w:val="en-GB"/>
-        </w:rPr>
-        <w:t>.</w:t>
-      </w:r>
-      <w:r>
-        <w:rPr>
-          <w:lang w:val="en-GB"/>
-        </w:rPr>
-        <w:t xml:space="preserve"> Show diagnoses</w:t>
-      </w:r>
-      <w:r>
-        <w:rPr>
-          <w:lang w:val="en-GB"/>
-        </w:rPr>
-        <w:t>_</w:t>
-      </w:r>
-      <w:r>
-        <w:rPr>
-          <w:lang w:val="en-GB"/>
-        </w:rPr>
-        <w:t>recorded</w:t>
-      </w:r>
-      <w:r>
-        <w:rPr>
-          <w:lang w:val="en-GB"/>
-        </w:rPr>
-        <w:t>_</w:t>
-      </w:r>
-      <w:r>
-        <w:rPr>
-          <w:lang w:val="en-GB"/>
-        </w:rPr>
-        <w:t>until</w:t>
-      </w:r>
-      <w:r>
-        <w:rPr>
-          <w:lang w:val="en-GB"/>
-        </w:rPr>
-        <w:t>_</w:t>
-      </w:r>
-      <w:r>
-        <w:rPr>
-          <w:lang w:val="en-GB"/>
-        </w:rPr>
-        <w:t xml:space="preserve">inclusion and </w:t>
-      </w:r>
-      <w:r>
-        <w:rPr>
-          <w:lang w:val="en-GB"/>
-        </w:rPr>
-        <w:t>all</w:t>
-      </w:r>
-      <w:r>
-        <w:rPr>
-          <w:lang w:val="en-GB"/>
-        </w:rPr>
-        <w:t>_</w:t>
-      </w:r>
-      <w:r>
-        <w:rPr>
-          <w:lang w:val="en-GB"/>
-        </w:rPr>
-        <w:t>diagnoses columns.</w:t>
-      </w:r>
-    </w:p>
-    <w:p>
-      <w:pPr>
-        <w:rPr>
-          <w:lang w:val="en-GB"/>
-        </w:rPr>
-      </w:pPr>
-      <w:r>
-        <w:rPr>
-          <w:lang w:val="en-GB"/>
-        </w:rPr>
-        <w:t>python piper1.py -q qdat.tsv -p pdat.tsv -hd hdat.tsv -v vdat.tsv -cat cat_case2.json -cond cond_case2.json -dt</w:t>
-      </w:r>
-      <w:r>
-        <w:rPr>
-          <w:lang w:val="en-GB"/>
-        </w:rPr>
-        <w:t xml:space="preserve"> -o case2</w:t>
-      </w:r>
-    </w:p>
-    <w:p>
-      <w:pPr>
-        <w:rPr>
-          <w:lang w:val="en-GB"/>
-        </w:rPr>
-      </w:pPr>
-    </w:p>
-    <w:p>
-      <w:pPr>
-        <w:rPr>
-          <w:lang w:val="en-GB"/>
-        </w:rPr>
-      </w:pPr>
+        <w:t>- Have G20 and any diagnosis starting with E but not E11</w:t>
+      </w:r>
+    </w:p>
+    <w:p>
+      <w:pPr>
+        <w:rPr>
+          <w:lang w:val="en-GB"/>
+        </w:rPr>
+      </w:pPr>
+      <w:r>
+        <w:rPr>
+          <w:lang w:val="en-GB"/>
+        </w:rPr>
+        <w:t xml:space="preserve">python piper1.py -q </w:t>
+      </w:r>
+      <w:proofErr w:type="spellStart"/>
+      <w:r>
+        <w:rPr>
+          <w:lang w:val="en-GB"/>
+        </w:rPr>
+        <w:t>qdat.tsv</w:t>
+      </w:r>
+      <w:proofErr w:type="spellEnd"/>
+      <w:r>
+        <w:rPr>
+          <w:lang w:val="en-GB"/>
+        </w:rPr>
+        <w:t xml:space="preserve"> -p </w:t>
+      </w:r>
+      <w:proofErr w:type="spellStart"/>
+      <w:r>
+        <w:rPr>
+          <w:lang w:val="en-GB"/>
+        </w:rPr>
+        <w:t>pdat.tsv</w:t>
+      </w:r>
+      <w:proofErr w:type="spellEnd"/>
+      <w:r>
+        <w:rPr>
+          <w:lang w:val="en-GB"/>
+        </w:rPr>
+        <w:t xml:space="preserve"> -</w:t>
+      </w:r>
+      <w:proofErr w:type="spellStart"/>
+      <w:r>
+        <w:rPr>
+          <w:lang w:val="en-GB"/>
+        </w:rPr>
+        <w:t>hd</w:t>
+      </w:r>
+      <w:proofErr w:type="spellEnd"/>
+      <w:r>
+        <w:rPr>
+          <w:lang w:val="en-GB"/>
+        </w:rPr>
+        <w:t xml:space="preserve"> </w:t>
+      </w:r>
+      <w:proofErr w:type="spellStart"/>
+      <w:r>
+        <w:rPr>
+          <w:lang w:val="en-GB"/>
+        </w:rPr>
+        <w:t>hdat.tsv</w:t>
+      </w:r>
+      <w:proofErr w:type="spellEnd"/>
+      <w:r>
+        <w:rPr>
+          <w:lang w:val="en-GB"/>
+        </w:rPr>
+        <w:t xml:space="preserve"> -v </w:t>
+      </w:r>
+      <w:proofErr w:type="spellStart"/>
+      <w:r>
+        <w:rPr>
+          <w:lang w:val="en-GB"/>
+        </w:rPr>
+        <w:t>vdat.tsv</w:t>
+      </w:r>
+      <w:proofErr w:type="spellEnd"/>
+      <w:r>
+        <w:rPr>
+          <w:lang w:val="en-GB"/>
+        </w:rPr>
+        <w:t xml:space="preserve"> -cat cat_case4.json -</w:t>
+      </w:r>
+      <w:proofErr w:type="spellStart"/>
+      <w:r>
+        <w:rPr>
+          <w:lang w:val="en-GB"/>
+        </w:rPr>
+        <w:t>cond</w:t>
+      </w:r>
+      <w:proofErr w:type="spellEnd"/>
+      <w:r>
+        <w:rPr>
+          <w:lang w:val="en-GB"/>
+        </w:rPr>
+        <w:t xml:space="preserve"> cond_case4.json</w:t>
+      </w:r>
+      <w:r>
+        <w:rPr>
+          <w:lang w:val="en-GB"/>
+        </w:rPr>
+        <w:t xml:space="preserve"> -o case4</w:t>
+      </w:r>
     </w:p>
     <w:p>
       <w:pPr>
@@ -446,226 +1225,6 @@
           <w:bCs/>
           <w:lang w:val="en-GB"/>
         </w:rPr>
-        <w:t>Case 3</w:t>
-      </w:r>
-    </w:p>
-    <w:p>
-      <w:pPr>
-        <w:rPr>
-          <w:lang w:val="en-GB"/>
-        </w:rPr>
-      </w:pPr>
-      <w:r>
-        <w:rPr>
-          <w:lang w:val="en-GB"/>
-        </w:rPr>
-        <w:t>cat_case3</w:t>
-      </w:r>
-      <w:r>
-        <w:rPr>
-          <w:lang w:val="en-GB"/>
-        </w:rPr>
-        <w:br/>
-        <w:t>cond_case3</w:t>
-      </w:r>
-    </w:p>
-    <w:p>
-      <w:pPr>
-        <w:rPr>
-          <w:lang w:val="en-GB"/>
-        </w:rPr>
-      </w:pPr>
-      <w:r>
-        <w:rPr>
-          <w:lang w:val="en-GB"/>
-        </w:rPr>
-        <w:lastRenderedPageBreak/>
-        <w:t>Only patients that</w:t>
-      </w:r>
-      <w:r>
-        <w:rPr>
-          <w:lang w:val="en-GB"/>
-        </w:rPr>
-        <w:br/>
-        <w:t>- Have G20 and E11</w:t>
-      </w:r>
-    </w:p>
-    <w:p>
-      <w:pPr>
-        <w:rPr>
-          <w:lang w:val="en-GB"/>
-        </w:rPr>
-      </w:pPr>
-      <w:r>
-        <w:rPr>
-          <w:lang w:val="en-GB"/>
-        </w:rPr>
-        <w:t>Show City</w:t>
-      </w:r>
-      <w:r>
-        <w:rPr>
-          <w:lang w:val="en-GB"/>
-        </w:rPr>
-        <w:t xml:space="preserve"> and Sex columns. </w:t>
-      </w:r>
-      <w:r>
-        <w:rPr>
-          <w:lang w:val="en-GB"/>
-        </w:rPr>
-        <w:t>Show diagnosis table with Conversions and Depression column</w:t>
-      </w:r>
-      <w:r>
-        <w:rPr>
-          <w:lang w:val="en-GB"/>
-        </w:rPr>
-        <w:t>. Conversions only to PD (patient received G20 diagnosis but is not included as case in the questionnaire). Conversions for Diabetes both ways.</w:t>
-      </w:r>
-    </w:p>
-    <w:p>
-      <w:pPr>
-        <w:rPr>
-          <w:lang w:val="en-GB"/>
-        </w:rPr>
-      </w:pPr>
-      <w:r>
-        <w:rPr>
-          <w:lang w:val="en-GB"/>
-        </w:rPr>
-        <w:t>python piper1.py -q qdat.tsv -p pdat.tsv -hd hdat.tsv -v vdat.tsv -cat cat_case3.json -cond cond_case3.json -dt Diabetes Depression oneway_G20</w:t>
-      </w:r>
-      <w:r>
-        <w:rPr>
-          <w:lang w:val="en-GB"/>
-        </w:rPr>
-        <w:t xml:space="preserve"> -o case3</w:t>
-      </w:r>
-    </w:p>
-    <w:p>
-      <w:pPr>
-        <w:rPr>
-          <w:b/>
-          <w:bCs/>
-          <w:lang w:val="en-GB"/>
-        </w:rPr>
-      </w:pPr>
-    </w:p>
-    <w:p>
-      <w:pPr>
-        <w:rPr>
-          <w:b/>
-          <w:bCs/>
-          <w:lang w:val="en-GB"/>
-        </w:rPr>
-      </w:pPr>
-      <w:r>
-        <w:rPr>
-          <w:b/>
-          <w:bCs/>
-          <w:lang w:val="en-GB"/>
-        </w:rPr>
-        <w:t xml:space="preserve">Case </w:t>
-      </w:r>
-      <w:r>
-        <w:rPr>
-          <w:b/>
-          <w:bCs/>
-          <w:lang w:val="en-GB"/>
-        </w:rPr>
-        <w:t>4</w:t>
-      </w:r>
-    </w:p>
-    <w:p>
-      <w:pPr>
-        <w:rPr>
-          <w:lang w:val="en-GB"/>
-        </w:rPr>
-      </w:pPr>
-      <w:r>
-        <w:rPr>
-          <w:lang w:val="en-GB"/>
-        </w:rPr>
-        <w:t>cat_case</w:t>
-      </w:r>
-      <w:r>
-        <w:rPr>
-          <w:lang w:val="en-GB"/>
-        </w:rPr>
-        <w:t>4</w:t>
-      </w:r>
-      <w:r>
-        <w:rPr>
-          <w:lang w:val="en-GB"/>
-        </w:rPr>
-        <w:br/>
-        <w:t>cond_case</w:t>
-      </w:r>
-      <w:r>
-        <w:rPr>
-          <w:lang w:val="en-GB"/>
-        </w:rPr>
-        <w:t>4</w:t>
-      </w:r>
-    </w:p>
-    <w:p>
-      <w:pPr>
-        <w:rPr>
-          <w:lang w:val="en-GB"/>
-        </w:rPr>
-      </w:pPr>
-      <w:r>
-        <w:rPr>
-          <w:lang w:val="en-GB"/>
-        </w:rPr>
-        <w:t>Only patients that</w:t>
-      </w:r>
-      <w:r>
-        <w:rPr>
-          <w:lang w:val="en-GB"/>
-        </w:rPr>
-        <w:br/>
-        <w:t>- Have G20 and any diagnosis starting with E but not E11</w:t>
-      </w:r>
-    </w:p>
-    <w:p>
-      <w:pPr>
-        <w:rPr>
-          <w:lang w:val="en-GB"/>
-        </w:rPr>
-      </w:pPr>
-      <w:r>
-        <w:rPr>
-          <w:lang w:val="en-GB"/>
-        </w:rPr>
-        <w:t>python piper1.py -q qdat.tsv -p pdat.tsv -hd hdat.tsv -v vdat.tsv -cat cat_case4.json -cond cond_case4.json</w:t>
-      </w:r>
-      <w:r>
-        <w:rPr>
-          <w:lang w:val="en-GB"/>
-        </w:rPr>
-        <w:t xml:space="preserve"> -o case4</w:t>
-      </w:r>
-    </w:p>
-    <w:p>
-      <w:pPr>
-        <w:rPr>
-          <w:lang w:val="en-GB"/>
-        </w:rPr>
-      </w:pPr>
-    </w:p>
-    <w:p>
-      <w:pPr>
-        <w:rPr>
-          <w:b/>
-          <w:bCs/>
-          <w:lang w:val="en-GB"/>
-        </w:rPr>
-      </w:pPr>
-      <w:r>
-        <w:rPr>
-          <w:b/>
-          <w:bCs/>
-          <w:lang w:val="en-GB"/>
-        </w:rPr>
         <w:t>Case 5</w:t>
       </w:r>
     </w:p>
@@ -712,8 +1271,16 @@
         <w:rPr>
           <w:lang w:val="en-GB"/>
         </w:rPr>
-        <w:t>Have G20 confirmed in hvdat</w:t>
-      </w:r>
+        <w:t xml:space="preserve">Have G20 confirmed in </w:t>
+      </w:r>
+      <w:proofErr w:type="spellStart"/>
+      <w:r>
+        <w:rPr>
+          <w:lang w:val="en-GB"/>
+        </w:rPr>
+        <w:t>hvdat</w:t>
+      </w:r>
+      <w:proofErr w:type="spellEnd"/>
       <w:r>
         <w:rPr>
           <w:lang w:val="en-GB"/>
@@ -732,7 +1299,21 @@
           <w:lang w:val="en-GB"/>
         </w:rPr>
         <w:br/>
-        <w:t>- Have Hoehn_Yahr of 3 or more</w:t>
+        <w:t xml:space="preserve">- Have </w:t>
+      </w:r>
+      <w:proofErr w:type="spellStart"/>
+      <w:r>
+        <w:rPr>
+          <w:lang w:val="en-GB"/>
+        </w:rPr>
+        <w:t>Hoehn_Yahr</w:t>
+      </w:r>
+      <w:proofErr w:type="spellEnd"/>
+      <w:r>
+        <w:rPr>
+          <w:lang w:val="en-GB"/>
+        </w:rPr>
+        <w:t xml:space="preserve"> of 3 or more</w:t>
       </w:r>
     </w:p>
     <w:p>
@@ -758,7 +1339,105 @@
         <w:rPr>
           <w:lang w:val="en-GB"/>
         </w:rPr>
-        <w:t>python piper1.py -q qdat.tsv -p pdat.tsv -hd hdat.tsv -v vdat_.tsv -cat cat_case5.json -cond cond_case5.json -dt</w:t>
+        <w:t xml:space="preserve">python piper1.py -q </w:t>
+      </w:r>
+      <w:proofErr w:type="spellStart"/>
+      <w:r>
+        <w:rPr>
+          <w:lang w:val="en-GB"/>
+        </w:rPr>
+        <w:t>qdat.tsv</w:t>
+      </w:r>
+      <w:proofErr w:type="spellEnd"/>
+      <w:r>
+        <w:rPr>
+          <w:lang w:val="en-GB"/>
+        </w:rPr>
+        <w:t xml:space="preserve"> -p </w:t>
+      </w:r>
+      <w:proofErr w:type="spellStart"/>
+      <w:r>
+        <w:rPr>
+          <w:lang w:val="en-GB"/>
+        </w:rPr>
+        <w:t>pdat.tsv</w:t>
+      </w:r>
+      <w:proofErr w:type="spellEnd"/>
+      <w:r>
+        <w:rPr>
+          <w:lang w:val="en-GB"/>
+        </w:rPr>
+        <w:t xml:space="preserve"> -</w:t>
+      </w:r>
+      <w:proofErr w:type="spellStart"/>
+      <w:r>
+        <w:rPr>
+          <w:lang w:val="en-GB"/>
+        </w:rPr>
+        <w:t>hd</w:t>
+      </w:r>
+      <w:proofErr w:type="spellEnd"/>
+      <w:r>
+        <w:rPr>
+          <w:lang w:val="en-GB"/>
+        </w:rPr>
+        <w:t xml:space="preserve"> </w:t>
+      </w:r>
+      <w:proofErr w:type="spellStart"/>
+      <w:r>
+        <w:rPr>
+          <w:lang w:val="en-GB"/>
+        </w:rPr>
+        <w:t>hdat.tsv</w:t>
+      </w:r>
+      <w:proofErr w:type="spellEnd"/>
+      <w:r>
+        <w:rPr>
+          <w:lang w:val="en-GB"/>
+        </w:rPr>
+        <w:t xml:space="preserve"> -v </w:t>
+      </w:r>
+      <w:proofErr w:type="spellStart"/>
+      <w:r>
+        <w:rPr>
+          <w:lang w:val="en-GB"/>
+        </w:rPr>
+        <w:t>vdat</w:t>
+      </w:r>
+      <w:proofErr w:type="spellEnd"/>
+      <w:r>
+        <w:rPr>
+          <w:lang w:val="en-GB"/>
+        </w:rPr>
+        <w:t>_.</w:t>
+      </w:r>
+      <w:proofErr w:type="spellStart"/>
+      <w:r>
+        <w:rPr>
+          <w:lang w:val="en-GB"/>
+        </w:rPr>
+        <w:t>tsv</w:t>
+      </w:r>
+      <w:proofErr w:type="spellEnd"/>
+      <w:r>
+        <w:rPr>
+          <w:lang w:val="en-GB"/>
+        </w:rPr>
+        <w:t xml:space="preserve"> -cat cat_case5.json -</w:t>
+      </w:r>
+      <w:proofErr w:type="spellStart"/>
+      <w:r>
+        <w:rPr>
+          <w:lang w:val="en-GB"/>
+        </w:rPr>
+        <w:t>cond</w:t>
+      </w:r>
+      <w:proofErr w:type="spellEnd"/>
+      <w:r>
+        <w:rPr>
+          <w:lang w:val="en-GB"/>
+        </w:rPr>
+        <w:t xml:space="preserve"> cond_case5.json -dt</w:t>
       </w:r>
       <w:r>
         <w:rPr>

--- a/Json file examples.docx
+++ b/Json file examples.docx
@@ -36,73 +36,24 @@
           <w:lang w:val="en-GB"/>
         </w:rPr>
       </w:pPr>
-      <w:proofErr w:type="spellStart"/>
-      <w:r>
-        <w:rPr>
-          <w:lang w:val="en-GB"/>
-        </w:rPr>
-        <w:t>cat_</w:t>
-      </w:r>
-      <w:proofErr w:type="gramStart"/>
-      <w:r>
-        <w:rPr>
-          <w:lang w:val="en-GB"/>
-        </w:rPr>
-        <w:t>all</w:t>
-      </w:r>
-      <w:proofErr w:type="spellEnd"/>
-      <w:r>
-        <w:rPr>
-          <w:lang w:val="en-GB"/>
-        </w:rPr>
-        <w:t xml:space="preserve"> :</w:t>
-      </w:r>
-      <w:proofErr w:type="gramEnd"/>
-      <w:r>
-        <w:rPr>
-          <w:lang w:val="en-GB"/>
-        </w:rPr>
-        <w:t xml:space="preserve"> All possible </w:t>
-      </w:r>
-      <w:proofErr w:type="spellStart"/>
-      <w:r>
-        <w:rPr>
-          <w:lang w:val="en-GB"/>
-        </w:rPr>
-        <w:t>filtered_</w:t>
-      </w:r>
-      <w:r>
-        <w:rPr>
-          <w:lang w:val="en-GB"/>
-        </w:rPr>
-        <w:t>table</w:t>
-      </w:r>
-      <w:proofErr w:type="spellEnd"/>
-      <w:r>
-        <w:rPr>
-          <w:lang w:val="en-GB"/>
-        </w:rPr>
-        <w:t xml:space="preserve"> columns</w:t>
+      <w:r>
+        <w:rPr>
+          <w:lang w:val="en-GB"/>
+        </w:rPr>
+        <w:t>cat_all : All possible filtered_</w:t>
+      </w:r>
+      <w:r>
+        <w:rPr>
+          <w:lang w:val="en-GB"/>
+        </w:rPr>
+        <w:t>table columns</w:t>
       </w:r>
       <w:r>
         <w:rPr>
           <w:lang w:val="en-GB"/>
         </w:rPr>
         <w:br/>
-      </w:r>
-      <w:proofErr w:type="spellStart"/>
-      <w:r>
-        <w:rPr>
-          <w:lang w:val="en-GB"/>
-        </w:rPr>
-        <w:t>cond_none</w:t>
-      </w:r>
-      <w:proofErr w:type="spellEnd"/>
-      <w:r>
-        <w:rPr>
-          <w:lang w:val="en-GB"/>
-        </w:rPr>
-        <w:t xml:space="preserve">: </w:t>
+        <w:t xml:space="preserve">cond_none: </w:t>
       </w:r>
       <w:r>
         <w:rPr>
@@ -141,7 +92,6 @@
           <w:lang w:val="en-GB"/>
         </w:rPr>
       </w:pPr>
-      <w:proofErr w:type="spellStart"/>
       <w:r>
         <w:rPr>
           <w:lang w:val="en-GB"/>
@@ -154,106 +104,62 @@
         </w:rPr>
         <w:t>MS_Aus</w:t>
       </w:r>
-      <w:proofErr w:type="spellEnd"/>
       <w:r>
         <w:rPr>
           <w:lang w:val="en-GB"/>
         </w:rPr>
         <w:br/>
-      </w:r>
-      <w:proofErr w:type="spellStart"/>
-      <w:r>
-        <w:rPr>
-          <w:lang w:val="en-GB"/>
-        </w:rPr>
         <w:t>cond_none</w:t>
       </w:r>
-      <w:proofErr w:type="spellEnd"/>
-    </w:p>
-    <w:p>
-      <w:pPr>
-        <w:rPr>
-          <w:lang w:val="en-GB"/>
-        </w:rPr>
-      </w:pPr>
-      <w:r>
-        <w:rPr>
-          <w:lang w:val="en-GB"/>
-        </w:rPr>
-        <w:t xml:space="preserve">python piper1.py -q </w:t>
-      </w:r>
-      <w:proofErr w:type="spellStart"/>
-      <w:r>
-        <w:rPr>
-          <w:lang w:val="en-GB"/>
-        </w:rPr>
-        <w:t>qdat_anonymised.tsv</w:t>
-      </w:r>
-      <w:proofErr w:type="spellEnd"/>
-      <w:r>
-        <w:rPr>
-          <w:lang w:val="en-GB"/>
-        </w:rPr>
-        <w:t xml:space="preserve"> -cat </w:t>
-      </w:r>
-      <w:proofErr w:type="spellStart"/>
-      <w:r>
-        <w:rPr>
-          <w:lang w:val="en-GB"/>
-        </w:rPr>
-        <w:t>cat_MS_Aus.json</w:t>
-      </w:r>
-      <w:proofErr w:type="spellEnd"/>
-      <w:r>
-        <w:rPr>
-          <w:lang w:val="en-GB"/>
-        </w:rPr>
-        <w:t xml:space="preserve"> -</w:t>
-      </w:r>
-      <w:proofErr w:type="spellStart"/>
-      <w:r>
-        <w:rPr>
-          <w:lang w:val="en-GB"/>
-        </w:rPr>
-        <w:t>cond</w:t>
-      </w:r>
-      <w:proofErr w:type="spellEnd"/>
-      <w:r>
-        <w:rPr>
-          <w:lang w:val="en-GB"/>
-        </w:rPr>
-        <w:t xml:space="preserve"> </w:t>
-      </w:r>
-      <w:proofErr w:type="spellStart"/>
-      <w:r>
-        <w:rPr>
-          <w:lang w:val="en-GB"/>
-        </w:rPr>
-        <w:t>cond_</w:t>
-      </w:r>
-      <w:proofErr w:type="gramStart"/>
-      <w:r>
-        <w:rPr>
-          <w:lang w:val="en-GB"/>
-        </w:rPr>
-        <w:t>none.json</w:t>
-      </w:r>
-      <w:proofErr w:type="spellEnd"/>
-      <w:proofErr w:type="gramEnd"/>
-      <w:r>
-        <w:rPr>
-          <w:lang w:val="en-GB"/>
-        </w:rPr>
-        <w:t xml:space="preserve"> -o </w:t>
-      </w:r>
-      <w:proofErr w:type="spellStart"/>
-      <w:r>
-        <w:rPr>
-          <w:lang w:val="en-GB"/>
-        </w:rPr>
-        <w:t>MS_Aus</w:t>
-      </w:r>
-      <w:proofErr w:type="spellEnd"/>
+    </w:p>
+    <w:p>
+      <w:pPr>
+        <w:rPr>
+          <w:lang w:val="en-GB"/>
+        </w:rPr>
+      </w:pPr>
+      <w:r>
+        <w:rPr>
+          <w:lang w:val="en-GB"/>
+        </w:rPr>
+        <w:t xml:space="preserve">python </w:t>
+      </w:r>
+      <w:r>
+        <w:rPr>
+          <w:lang w:val="en-GB"/>
+        </w:rPr>
+        <w:t>program_scripts/</w:t>
+      </w:r>
+      <w:r>
+        <w:rPr>
+          <w:lang w:val="en-GB"/>
+        </w:rPr>
+        <w:t xml:space="preserve">piper1.py -q qdat.tsv -cat </w:t>
+      </w:r>
+      <w:r>
+        <w:rPr>
+          <w:lang w:val="en-GB"/>
+        </w:rPr>
+        <w:t>json_files/</w:t>
+      </w:r>
+      <w:r>
+        <w:rPr>
+          <w:lang w:val="en-GB"/>
+        </w:rPr>
+        <w:t xml:space="preserve">cat_MS_Aus.json -cond </w:t>
+      </w:r>
+      <w:r>
+        <w:rPr>
+          <w:lang w:val="en-GB"/>
+        </w:rPr>
+        <w:t>json_files/</w:t>
+      </w:r>
+      <w:r>
+        <w:rPr>
+          <w:lang w:val="en-GB"/>
+        </w:rPr>
+        <w:t>cond_none.json -o MS_Aus</w:t>
+      </w:r>
     </w:p>
     <w:p>
       <w:pPr>
@@ -356,19 +262,11 @@
         </w:rPr>
         <w:t xml:space="preserve">ATC and </w:t>
       </w:r>
-      <w:proofErr w:type="spellStart"/>
-      <w:r>
-        <w:rPr>
-          <w:lang w:val="en-GB"/>
-        </w:rPr>
-        <w:t>produkt</w:t>
-      </w:r>
-      <w:proofErr w:type="spellEnd"/>
-      <w:r>
-        <w:rPr>
-          <w:lang w:val="en-GB"/>
-        </w:rPr>
-        <w:t xml:space="preserve"> column</w:t>
+      <w:r>
+        <w:rPr>
+          <w:lang w:val="en-GB"/>
+        </w:rPr>
+        <w:t>produkt column</w:t>
       </w:r>
       <w:r>
         <w:rPr>
@@ -429,14 +327,19 @@
         <w:rPr>
           <w:lang w:val="en-GB"/>
         </w:rPr>
-        <w:t xml:space="preserve">python piper1.py -q </w:t>
-      </w:r>
-      <w:proofErr w:type="spellStart"/>
-      <w:r>
-        <w:rPr>
-          <w:lang w:val="en-GB"/>
-        </w:rPr>
-        <w:t>qda</w:t>
+        <w:t xml:space="preserve">python </w:t>
+      </w:r>
+      <w:r>
+        <w:rPr>
+          <w:lang w:val="en-GB"/>
+        </w:rPr>
+        <w:t>program_scripts/</w:t>
+      </w:r>
+      <w:r>
+        <w:rPr>
+          <w:lang w:val="en-GB"/>
+        </w:rPr>
+        <w:t>piper1.py -q qda</w:t>
       </w:r>
       <w:r>
         <w:rPr>
@@ -448,84 +351,31 @@
         <w:rPr>
           <w:lang w:val="en-GB"/>
         </w:rPr>
-        <w:t>.tsv</w:t>
-      </w:r>
-      <w:proofErr w:type="spellEnd"/>
-      <w:r>
-        <w:rPr>
-          <w:lang w:val="en-GB"/>
-        </w:rPr>
-        <w:t xml:space="preserve"> -p </w:t>
-      </w:r>
-      <w:proofErr w:type="spellStart"/>
-      <w:r>
-        <w:rPr>
-          <w:lang w:val="en-GB"/>
-        </w:rPr>
-        <w:t>pdat.tsv</w:t>
-      </w:r>
-      <w:proofErr w:type="spellEnd"/>
-      <w:r>
-        <w:rPr>
-          <w:lang w:val="en-GB"/>
-        </w:rPr>
-        <w:t xml:space="preserve"> -</w:t>
-      </w:r>
-      <w:proofErr w:type="spellStart"/>
-      <w:r>
-        <w:rPr>
-          <w:lang w:val="en-GB"/>
-        </w:rPr>
-        <w:t>hd</w:t>
-      </w:r>
-      <w:proofErr w:type="spellEnd"/>
-      <w:r>
-        <w:rPr>
-          <w:lang w:val="en-GB"/>
-        </w:rPr>
-        <w:t xml:space="preserve"> </w:t>
-      </w:r>
-      <w:proofErr w:type="spellStart"/>
-      <w:r>
-        <w:rPr>
-          <w:lang w:val="en-GB"/>
-        </w:rPr>
-        <w:t>hdat.tsv</w:t>
-      </w:r>
-      <w:proofErr w:type="spellEnd"/>
-      <w:r>
-        <w:rPr>
-          <w:lang w:val="en-GB"/>
-        </w:rPr>
-        <w:t xml:space="preserve"> -v </w:t>
-      </w:r>
-      <w:proofErr w:type="spellStart"/>
-      <w:r>
-        <w:rPr>
-          <w:lang w:val="en-GB"/>
-        </w:rPr>
-        <w:t>vdat.tsv</w:t>
-      </w:r>
-      <w:proofErr w:type="spellEnd"/>
-      <w:r>
-        <w:rPr>
-          <w:lang w:val="en-GB"/>
-        </w:rPr>
-        <w:t xml:space="preserve"> -cat cat_case1.txt -</w:t>
-      </w:r>
-      <w:proofErr w:type="spellStart"/>
-      <w:r>
-        <w:rPr>
-          <w:lang w:val="en-GB"/>
-        </w:rPr>
-        <w:t>cond</w:t>
-      </w:r>
-      <w:proofErr w:type="spellEnd"/>
-      <w:r>
-        <w:rPr>
-          <w:lang w:val="en-GB"/>
-        </w:rPr>
-        <w:t xml:space="preserve"> cond_case1.json -pt -dt -o case1</w:t>
+        <w:t xml:space="preserve">.tsv -p pdat.tsv -hd hdat.tsv -v vdat.tsv -cat </w:t>
+      </w:r>
+      <w:r>
+        <w:rPr>
+          <w:lang w:val="en-GB"/>
+        </w:rPr>
+        <w:t>json_files/</w:t>
+      </w:r>
+      <w:r>
+        <w:rPr>
+          <w:lang w:val="en-GB"/>
+        </w:rPr>
+        <w:t xml:space="preserve">cat_case1.txt -cond </w:t>
+      </w:r>
+      <w:r>
+        <w:rPr>
+          <w:lang w:val="en-GB"/>
+        </w:rPr>
+        <w:t>json_files/</w:t>
+      </w:r>
+      <w:r>
+        <w:rPr>
+          <w:lang w:val="en-GB"/>
+        </w:rPr>
+        <w:t>cond_case1.json -pt -dt -o case1</w:t>
       </w:r>
     </w:p>
     <w:p>
@@ -621,14 +471,7 @@
         <w:rPr>
           <w:lang w:val="en-GB"/>
         </w:rPr>
-        <w:t xml:space="preserve"> Show </w:t>
-      </w:r>
-      <w:proofErr w:type="spellStart"/>
-      <w:r>
-        <w:rPr>
-          <w:lang w:val="en-GB"/>
-        </w:rPr>
-        <w:t>diagnoses</w:t>
+        <w:t xml:space="preserve"> Show diagnoses</w:t>
       </w:r>
       <w:r>
         <w:rPr>
@@ -664,16 +507,8 @@
         <w:rPr>
           <w:lang w:val="en-GB"/>
         </w:rPr>
-        <w:t>inclusion</w:t>
-      </w:r>
-      <w:proofErr w:type="spellEnd"/>
-      <w:r>
-        <w:rPr>
-          <w:lang w:val="en-GB"/>
-        </w:rPr>
-        <w:t xml:space="preserve"> and </w:t>
-      </w:r>
-      <w:proofErr w:type="spellStart"/>
+        <w:t xml:space="preserve">inclusion and </w:t>
+      </w:r>
       <w:r>
         <w:rPr>
           <w:lang w:val="en-GB"/>
@@ -690,111 +525,56 @@
         <w:rPr>
           <w:lang w:val="en-GB"/>
         </w:rPr>
-        <w:t>diagnoses</w:t>
-      </w:r>
-      <w:proofErr w:type="spellEnd"/>
-      <w:r>
-        <w:rPr>
-          <w:lang w:val="en-GB"/>
-        </w:rPr>
-        <w:t xml:space="preserve"> columns.</w:t>
-      </w:r>
-    </w:p>
-    <w:p>
-      <w:pPr>
-        <w:rPr>
-          <w:lang w:val="en-GB"/>
-        </w:rPr>
-      </w:pPr>
-      <w:r>
-        <w:rPr>
-          <w:lang w:val="en-GB"/>
-        </w:rPr>
-        <w:t xml:space="preserve">python piper1.py -q </w:t>
-      </w:r>
-      <w:proofErr w:type="spellStart"/>
-      <w:r>
-        <w:rPr>
-          <w:lang w:val="en-GB"/>
-        </w:rPr>
-        <w:t>qdat.tsv</w:t>
-      </w:r>
-      <w:proofErr w:type="spellEnd"/>
-      <w:r>
-        <w:rPr>
-          <w:lang w:val="en-GB"/>
-        </w:rPr>
-        <w:t xml:space="preserve"> -p </w:t>
-      </w:r>
-      <w:proofErr w:type="spellStart"/>
-      <w:r>
-        <w:rPr>
-          <w:lang w:val="en-GB"/>
-        </w:rPr>
-        <w:t>pdat.tsv</w:t>
-      </w:r>
-      <w:proofErr w:type="spellEnd"/>
-      <w:r>
-        <w:rPr>
-          <w:lang w:val="en-GB"/>
-        </w:rPr>
-        <w:t xml:space="preserve"> -</w:t>
-      </w:r>
-      <w:proofErr w:type="spellStart"/>
-      <w:r>
-        <w:rPr>
-          <w:lang w:val="en-GB"/>
-        </w:rPr>
-        <w:t>hd</w:t>
-      </w:r>
-      <w:proofErr w:type="spellEnd"/>
-      <w:r>
-        <w:rPr>
-          <w:lang w:val="en-GB"/>
-        </w:rPr>
-        <w:t xml:space="preserve"> </w:t>
-      </w:r>
-      <w:proofErr w:type="spellStart"/>
-      <w:r>
-        <w:rPr>
-          <w:lang w:val="en-GB"/>
-        </w:rPr>
-        <w:t>hdat.tsv</w:t>
-      </w:r>
-      <w:proofErr w:type="spellEnd"/>
-      <w:r>
-        <w:rPr>
-          <w:lang w:val="en-GB"/>
-        </w:rPr>
-        <w:t xml:space="preserve"> -v </w:t>
-      </w:r>
-      <w:proofErr w:type="spellStart"/>
-      <w:r>
-        <w:rPr>
-          <w:lang w:val="en-GB"/>
-        </w:rPr>
-        <w:t>vdat.tsv</w:t>
-      </w:r>
-      <w:proofErr w:type="spellEnd"/>
-      <w:r>
-        <w:rPr>
-          <w:lang w:val="en-GB"/>
-        </w:rPr>
-        <w:t xml:space="preserve"> -cat cat_case2.json -</w:t>
-      </w:r>
-      <w:proofErr w:type="spellStart"/>
-      <w:r>
-        <w:rPr>
-          <w:lang w:val="en-GB"/>
-        </w:rPr>
-        <w:t>cond</w:t>
-      </w:r>
-      <w:proofErr w:type="spellEnd"/>
-      <w:r>
-        <w:rPr>
-          <w:lang w:val="en-GB"/>
-        </w:rPr>
-        <w:t xml:space="preserve"> cond_case2.json -dt</w:t>
+        <w:t>diagnoses columns.</w:t>
+      </w:r>
+    </w:p>
+    <w:p>
+      <w:pPr>
+        <w:rPr>
+          <w:lang w:val="en-GB"/>
+        </w:rPr>
+      </w:pPr>
+      <w:r>
+        <w:rPr>
+          <w:lang w:val="en-GB"/>
+        </w:rPr>
+        <w:t xml:space="preserve">python </w:t>
+      </w:r>
+      <w:r>
+        <w:rPr>
+          <w:lang w:val="en-GB"/>
+        </w:rPr>
+        <w:t>program_scripts/</w:t>
+      </w:r>
+      <w:r>
+        <w:rPr>
+          <w:lang w:val="en-GB"/>
+        </w:rPr>
+        <w:t xml:space="preserve">piper1.py -q qdat.tsv -p pdat.tsv -hd hdat.tsv -v vdat.tsv -cat </w:t>
+      </w:r>
+      <w:r>
+        <w:rPr>
+          <w:lang w:val="en-GB"/>
+        </w:rPr>
+        <w:t>json_files/</w:t>
+      </w:r>
+      <w:r>
+        <w:rPr>
+          <w:lang w:val="en-GB"/>
+        </w:rPr>
+        <w:t xml:space="preserve">cat_case2.json -cond </w:t>
+      </w:r>
+      <w:r>
+        <w:rPr>
+          <w:lang w:val="en-GB"/>
+        </w:rPr>
+        <w:t>json_files/</w:t>
+      </w:r>
+      <w:r>
+        <w:rPr>
+          <w:lang w:val="en-GB"/>
+        </w:rPr>
+        <w:t>cond_case2.json -dt</w:t>
       </w:r>
       <w:r>
         <w:rPr>
@@ -809,211 +589,150 @@
           <w:lang w:val="en-GB"/>
         </w:rPr>
       </w:pPr>
-    </w:p>
-    <w:p>
-      <w:pPr>
-        <w:rPr>
-          <w:lang w:val="en-GB"/>
-        </w:rPr>
-      </w:pPr>
-    </w:p>
-    <w:p>
-      <w:pPr>
-        <w:rPr>
-          <w:lang w:val="en-GB"/>
-        </w:rPr>
-      </w:pPr>
-    </w:p>
-    <w:p>
-      <w:pPr>
+      <w:r>
         <w:rPr>
           <w:b/>
           <w:bCs/>
           <w:lang w:val="en-GB"/>
         </w:rPr>
-      </w:pPr>
-      <w:r>
+        <w:lastRenderedPageBreak/>
+        <w:t>Case 3</w:t>
+      </w:r>
+    </w:p>
+    <w:p>
+      <w:pPr>
+        <w:rPr>
+          <w:lang w:val="en-GB"/>
+        </w:rPr>
+      </w:pPr>
+      <w:r>
+        <w:rPr>
+          <w:lang w:val="en-GB"/>
+        </w:rPr>
+        <w:t>cat_case3</w:t>
+      </w:r>
+      <w:r>
+        <w:rPr>
+          <w:lang w:val="en-GB"/>
+        </w:rPr>
+        <w:br/>
+        <w:t>cond_case3</w:t>
+      </w:r>
+    </w:p>
+    <w:p>
+      <w:pPr>
+        <w:rPr>
+          <w:lang w:val="en-GB"/>
+        </w:rPr>
+      </w:pPr>
+      <w:r>
+        <w:rPr>
+          <w:lang w:val="en-GB"/>
+        </w:rPr>
+        <w:t>Only patients that</w:t>
+      </w:r>
+      <w:r>
+        <w:rPr>
+          <w:lang w:val="en-GB"/>
+        </w:rPr>
+        <w:br/>
+        <w:t>- Have G20 and E11</w:t>
+      </w:r>
+    </w:p>
+    <w:p>
+      <w:pPr>
+        <w:rPr>
+          <w:lang w:val="en-GB"/>
+        </w:rPr>
+      </w:pPr>
+      <w:r>
+        <w:rPr>
+          <w:lang w:val="en-GB"/>
+        </w:rPr>
+        <w:t>Show City</w:t>
+      </w:r>
+      <w:r>
+        <w:rPr>
+          <w:lang w:val="en-GB"/>
+        </w:rPr>
+        <w:t xml:space="preserve"> and Sex columns. </w:t>
+      </w:r>
+      <w:r>
+        <w:rPr>
+          <w:lang w:val="en-GB"/>
+        </w:rPr>
+        <w:t>Show diagnosis table with Conversions and Depression column</w:t>
+      </w:r>
+      <w:r>
+        <w:rPr>
+          <w:lang w:val="en-GB"/>
+        </w:rPr>
+        <w:t>. Conversions only to PD (patient received G20 diagnosis but is not included as case in the questionnaire). Conversions for Diabetes both ways.</w:t>
+      </w:r>
+    </w:p>
+    <w:p>
+      <w:pPr>
+        <w:rPr>
+          <w:lang w:val="en-GB"/>
+        </w:rPr>
+      </w:pPr>
+      <w:r>
+        <w:rPr>
+          <w:lang w:val="en-GB"/>
+        </w:rPr>
+        <w:t xml:space="preserve">python </w:t>
+      </w:r>
+      <w:r>
+        <w:rPr>
+          <w:lang w:val="en-GB"/>
+        </w:rPr>
+        <w:t>program_scripts/</w:t>
+      </w:r>
+      <w:r>
+        <w:rPr>
+          <w:lang w:val="en-GB"/>
+        </w:rPr>
+        <w:t xml:space="preserve">piper1.py -q qdat.tsv -p pdat.tsv -hd hdat.tsv -v vdat.tsv -cat </w:t>
+      </w:r>
+      <w:r>
+        <w:rPr>
+          <w:lang w:val="en-GB"/>
+        </w:rPr>
+        <w:t>json_files/</w:t>
+      </w:r>
+      <w:r>
+        <w:rPr>
+          <w:lang w:val="en-GB"/>
+        </w:rPr>
+        <w:t xml:space="preserve">cat_case3.json -cond </w:t>
+      </w:r>
+      <w:r>
+        <w:rPr>
+          <w:lang w:val="en-GB"/>
+        </w:rPr>
+        <w:t>json_files/</w:t>
+      </w:r>
+      <w:r>
+        <w:rPr>
+          <w:lang w:val="en-GB"/>
+        </w:rPr>
+        <w:t>cond_case3.json -dt Diabetes Depression oneway_G20</w:t>
+      </w:r>
+      <w:r>
+        <w:rPr>
+          <w:lang w:val="en-GB"/>
+        </w:rPr>
+        <w:t xml:space="preserve"> -o case3</w:t>
+      </w:r>
+    </w:p>
+    <w:p>
+      <w:pPr>
         <w:rPr>
           <w:b/>
           <w:bCs/>
           <w:lang w:val="en-GB"/>
         </w:rPr>
-        <w:t>Case 3</w:t>
-      </w:r>
-    </w:p>
-    <w:p>
-      <w:pPr>
-        <w:rPr>
-          <w:lang w:val="en-GB"/>
-        </w:rPr>
-      </w:pPr>
-      <w:r>
-        <w:rPr>
-          <w:lang w:val="en-GB"/>
-        </w:rPr>
-        <w:t>cat_case3</w:t>
-      </w:r>
-      <w:r>
-        <w:rPr>
-          <w:lang w:val="en-GB"/>
-        </w:rPr>
-        <w:br/>
-        <w:t>cond_case3</w:t>
-      </w:r>
-    </w:p>
-    <w:p>
-      <w:pPr>
-        <w:rPr>
-          <w:lang w:val="en-GB"/>
-        </w:rPr>
-      </w:pPr>
-      <w:r>
-        <w:rPr>
-          <w:lang w:val="en-GB"/>
-        </w:rPr>
-        <w:t>Only patients that</w:t>
-      </w:r>
-      <w:r>
-        <w:rPr>
-          <w:lang w:val="en-GB"/>
-        </w:rPr>
-        <w:br/>
-        <w:t>- Have G20 and E11</w:t>
-      </w:r>
-    </w:p>
-    <w:p>
-      <w:pPr>
-        <w:rPr>
-          <w:lang w:val="en-GB"/>
-        </w:rPr>
-      </w:pPr>
-      <w:r>
-        <w:rPr>
-          <w:lang w:val="en-GB"/>
-        </w:rPr>
-        <w:t>Show City</w:t>
-      </w:r>
-      <w:r>
-        <w:rPr>
-          <w:lang w:val="en-GB"/>
-        </w:rPr>
-        <w:t xml:space="preserve"> and Sex columns. </w:t>
-      </w:r>
-      <w:r>
-        <w:rPr>
-          <w:lang w:val="en-GB"/>
-        </w:rPr>
-        <w:t>Show diagnosis table with Conversions and Depression column</w:t>
-      </w:r>
-      <w:r>
-        <w:rPr>
-          <w:lang w:val="en-GB"/>
-        </w:rPr>
-        <w:t>. Conversions only to PD (patient received G20 diagnosis but is not included as case in the questionnaire). Conversions for Diabetes both ways.</w:t>
-      </w:r>
-    </w:p>
-    <w:p>
-      <w:pPr>
-        <w:rPr>
-          <w:lang w:val="en-GB"/>
-        </w:rPr>
-      </w:pPr>
-      <w:r>
-        <w:rPr>
-          <w:lang w:val="en-GB"/>
-        </w:rPr>
-        <w:t xml:space="preserve">python piper1.py -q </w:t>
-      </w:r>
-      <w:proofErr w:type="spellStart"/>
-      <w:r>
-        <w:rPr>
-          <w:lang w:val="en-GB"/>
-        </w:rPr>
-        <w:t>qdat.tsv</w:t>
-      </w:r>
-      <w:proofErr w:type="spellEnd"/>
-      <w:r>
-        <w:rPr>
-          <w:lang w:val="en-GB"/>
-        </w:rPr>
-        <w:t xml:space="preserve"> -p </w:t>
-      </w:r>
-      <w:proofErr w:type="spellStart"/>
-      <w:r>
-        <w:rPr>
-          <w:lang w:val="en-GB"/>
-        </w:rPr>
-        <w:t>pdat.tsv</w:t>
-      </w:r>
-      <w:proofErr w:type="spellEnd"/>
-      <w:r>
-        <w:rPr>
-          <w:lang w:val="en-GB"/>
-        </w:rPr>
-        <w:t xml:space="preserve"> -</w:t>
-      </w:r>
-      <w:proofErr w:type="spellStart"/>
-      <w:r>
-        <w:rPr>
-          <w:lang w:val="en-GB"/>
-        </w:rPr>
-        <w:t>hd</w:t>
-      </w:r>
-      <w:proofErr w:type="spellEnd"/>
-      <w:r>
-        <w:rPr>
-          <w:lang w:val="en-GB"/>
-        </w:rPr>
-        <w:t xml:space="preserve"> </w:t>
-      </w:r>
-      <w:proofErr w:type="spellStart"/>
-      <w:r>
-        <w:rPr>
-          <w:lang w:val="en-GB"/>
-        </w:rPr>
-        <w:t>hdat.tsv</w:t>
-      </w:r>
-      <w:proofErr w:type="spellEnd"/>
-      <w:r>
-        <w:rPr>
-          <w:lang w:val="en-GB"/>
-        </w:rPr>
-        <w:t xml:space="preserve"> -v </w:t>
-      </w:r>
-      <w:proofErr w:type="spellStart"/>
-      <w:r>
-        <w:rPr>
-          <w:lang w:val="en-GB"/>
-        </w:rPr>
-        <w:t>vdat.tsv</w:t>
-      </w:r>
-      <w:proofErr w:type="spellEnd"/>
-      <w:r>
-        <w:rPr>
-          <w:lang w:val="en-GB"/>
-        </w:rPr>
-        <w:t xml:space="preserve"> -cat cat_case3.json -</w:t>
-      </w:r>
-      <w:proofErr w:type="spellStart"/>
-      <w:r>
-        <w:rPr>
-          <w:lang w:val="en-GB"/>
-        </w:rPr>
-        <w:t>cond</w:t>
-      </w:r>
-      <w:proofErr w:type="spellEnd"/>
-      <w:r>
-        <w:rPr>
-          <w:lang w:val="en-GB"/>
-        </w:rPr>
-        <w:t xml:space="preserve"> cond_case3.json -dt Diabetes Depression oneway_G20</w:t>
-      </w:r>
-      <w:r>
-        <w:rPr>
-          <w:lang w:val="en-GB"/>
-        </w:rPr>
-        <w:t xml:space="preserve"> -o case3</w:t>
-      </w:r>
+      </w:pPr>
     </w:p>
     <w:p>
       <w:pPr>
@@ -1023,208 +742,151 @@
           <w:lang w:val="en-GB"/>
         </w:rPr>
       </w:pPr>
-    </w:p>
-    <w:p>
-      <w:pPr>
+      <w:r>
         <w:rPr>
           <w:b/>
           <w:bCs/>
           <w:lang w:val="en-GB"/>
         </w:rPr>
-      </w:pPr>
+        <w:t xml:space="preserve">Case </w:t>
+      </w:r>
       <w:r>
         <w:rPr>
           <w:b/>
           <w:bCs/>
           <w:lang w:val="en-GB"/>
         </w:rPr>
-        <w:t xml:space="preserve">Case </w:t>
-      </w:r>
-      <w:r>
+        <w:t>4</w:t>
+      </w:r>
+    </w:p>
+    <w:p>
+      <w:pPr>
+        <w:rPr>
+          <w:lang w:val="en-GB"/>
+        </w:rPr>
+      </w:pPr>
+      <w:r>
+        <w:rPr>
+          <w:lang w:val="en-GB"/>
+        </w:rPr>
+        <w:t>cat_case</w:t>
+      </w:r>
+      <w:r>
+        <w:rPr>
+          <w:lang w:val="en-GB"/>
+        </w:rPr>
+        <w:t>4</w:t>
+      </w:r>
+      <w:r>
+        <w:rPr>
+          <w:lang w:val="en-GB"/>
+        </w:rPr>
+        <w:br/>
+        <w:t>cond_case</w:t>
+      </w:r>
+      <w:r>
+        <w:rPr>
+          <w:lang w:val="en-GB"/>
+        </w:rPr>
+        <w:t>4</w:t>
+      </w:r>
+    </w:p>
+    <w:p>
+      <w:pPr>
+        <w:rPr>
+          <w:lang w:val="en-GB"/>
+        </w:rPr>
+      </w:pPr>
+      <w:r>
+        <w:rPr>
+          <w:lang w:val="en-GB"/>
+        </w:rPr>
+        <w:t>Only patients that</w:t>
+      </w:r>
+      <w:r>
+        <w:rPr>
+          <w:lang w:val="en-GB"/>
+        </w:rPr>
+        <w:br/>
+        <w:t>- Have G20 and any diagnosis starting with E but not E11</w:t>
+      </w:r>
+    </w:p>
+    <w:p>
+      <w:pPr>
+        <w:rPr>
+          <w:lang w:val="en-GB"/>
+        </w:rPr>
+      </w:pPr>
+      <w:r>
+        <w:rPr>
+          <w:lang w:val="en-GB"/>
+        </w:rPr>
+        <w:t xml:space="preserve">python </w:t>
+      </w:r>
+      <w:r>
+        <w:rPr>
+          <w:lang w:val="en-GB"/>
+        </w:rPr>
+        <w:t>program_scripts/</w:t>
+      </w:r>
+      <w:r>
+        <w:rPr>
+          <w:lang w:val="en-GB"/>
+        </w:rPr>
+        <w:t xml:space="preserve">piper1.py -q qdat.tsv -p pdat.tsv -hd hdat.tsv -v vdat.tsv -cat </w:t>
+      </w:r>
+      <w:r>
+        <w:rPr>
+          <w:lang w:val="en-GB"/>
+        </w:rPr>
+        <w:t>json_files/</w:t>
+      </w:r>
+      <w:r>
+        <w:rPr>
+          <w:lang w:val="en-GB"/>
+        </w:rPr>
+        <w:t xml:space="preserve">cat_case4.json -cond </w:t>
+      </w:r>
+      <w:r>
+        <w:rPr>
+          <w:lang w:val="en-GB"/>
+        </w:rPr>
+        <w:t>json_files/</w:t>
+      </w:r>
+      <w:r>
+        <w:rPr>
+          <w:lang w:val="en-GB"/>
+        </w:rPr>
+        <w:t>cond_case4.json</w:t>
+      </w:r>
+      <w:r>
+        <w:rPr>
+          <w:lang w:val="en-GB"/>
+        </w:rPr>
+        <w:t xml:space="preserve"> -o case4</w:t>
+      </w:r>
+    </w:p>
+    <w:p>
+      <w:pPr>
+        <w:rPr>
+          <w:lang w:val="en-GB"/>
+        </w:rPr>
+      </w:pPr>
+    </w:p>
+    <w:p>
+      <w:pPr>
         <w:rPr>
           <w:b/>
           <w:bCs/>
           <w:lang w:val="en-GB"/>
         </w:rPr>
-        <w:t>4</w:t>
-      </w:r>
-    </w:p>
-    <w:p>
-      <w:pPr>
-        <w:rPr>
-          <w:lang w:val="en-GB"/>
-        </w:rPr>
-      </w:pPr>
-      <w:r>
-        <w:rPr>
-          <w:lang w:val="en-GB"/>
-        </w:rPr>
-        <w:t>cat_case</w:t>
-      </w:r>
-      <w:r>
-        <w:rPr>
-          <w:lang w:val="en-GB"/>
-        </w:rPr>
-        <w:t>4</w:t>
-      </w:r>
-      <w:r>
-        <w:rPr>
-          <w:lang w:val="en-GB"/>
-        </w:rPr>
-        <w:br/>
-        <w:t>cond_case</w:t>
-      </w:r>
-      <w:r>
-        <w:rPr>
-          <w:lang w:val="en-GB"/>
-        </w:rPr>
-        <w:t>4</w:t>
-      </w:r>
-    </w:p>
-    <w:p>
-      <w:pPr>
-        <w:rPr>
-          <w:lang w:val="en-GB"/>
-        </w:rPr>
-      </w:pPr>
-      <w:r>
-        <w:rPr>
-          <w:lang w:val="en-GB"/>
-        </w:rPr>
-        <w:t>Only patients that</w:t>
-      </w:r>
-      <w:r>
-        <w:rPr>
-          <w:lang w:val="en-GB"/>
-        </w:rPr>
-        <w:br/>
-        <w:t>- Have G20 and any diagnosis starting with E but not E11</w:t>
-      </w:r>
-    </w:p>
-    <w:p>
-      <w:pPr>
-        <w:rPr>
-          <w:lang w:val="en-GB"/>
-        </w:rPr>
-      </w:pPr>
-      <w:r>
-        <w:rPr>
-          <w:lang w:val="en-GB"/>
-        </w:rPr>
-        <w:t xml:space="preserve">python piper1.py -q </w:t>
-      </w:r>
-      <w:proofErr w:type="spellStart"/>
-      <w:r>
-        <w:rPr>
-          <w:lang w:val="en-GB"/>
-        </w:rPr>
-        <w:t>qdat.tsv</w:t>
-      </w:r>
-      <w:proofErr w:type="spellEnd"/>
-      <w:r>
-        <w:rPr>
-          <w:lang w:val="en-GB"/>
-        </w:rPr>
-        <w:t xml:space="preserve"> -p </w:t>
-      </w:r>
-      <w:proofErr w:type="spellStart"/>
-      <w:r>
-        <w:rPr>
-          <w:lang w:val="en-GB"/>
-        </w:rPr>
-        <w:t>pdat.tsv</w:t>
-      </w:r>
-      <w:proofErr w:type="spellEnd"/>
-      <w:r>
-        <w:rPr>
-          <w:lang w:val="en-GB"/>
-        </w:rPr>
-        <w:t xml:space="preserve"> -</w:t>
-      </w:r>
-      <w:proofErr w:type="spellStart"/>
-      <w:r>
-        <w:rPr>
-          <w:lang w:val="en-GB"/>
-        </w:rPr>
-        <w:t>hd</w:t>
-      </w:r>
-      <w:proofErr w:type="spellEnd"/>
-      <w:r>
-        <w:rPr>
-          <w:lang w:val="en-GB"/>
-        </w:rPr>
-        <w:t xml:space="preserve"> </w:t>
-      </w:r>
-      <w:proofErr w:type="spellStart"/>
-      <w:r>
-        <w:rPr>
-          <w:lang w:val="en-GB"/>
-        </w:rPr>
-        <w:t>hdat.tsv</w:t>
-      </w:r>
-      <w:proofErr w:type="spellEnd"/>
-      <w:r>
-        <w:rPr>
-          <w:lang w:val="en-GB"/>
-        </w:rPr>
-        <w:t xml:space="preserve"> -v </w:t>
-      </w:r>
-      <w:proofErr w:type="spellStart"/>
-      <w:r>
-        <w:rPr>
-          <w:lang w:val="en-GB"/>
-        </w:rPr>
-        <w:t>vdat.tsv</w:t>
-      </w:r>
-      <w:proofErr w:type="spellEnd"/>
-      <w:r>
-        <w:rPr>
-          <w:lang w:val="en-GB"/>
-        </w:rPr>
-        <w:t xml:space="preserve"> -cat cat_case4.json -</w:t>
-      </w:r>
-      <w:proofErr w:type="spellStart"/>
-      <w:r>
-        <w:rPr>
-          <w:lang w:val="en-GB"/>
-        </w:rPr>
-        <w:t>cond</w:t>
-      </w:r>
-      <w:proofErr w:type="spellEnd"/>
-      <w:r>
-        <w:rPr>
-          <w:lang w:val="en-GB"/>
-        </w:rPr>
-        <w:t xml:space="preserve"> cond_case4.json</w:t>
-      </w:r>
-      <w:r>
-        <w:rPr>
-          <w:lang w:val="en-GB"/>
-        </w:rPr>
-        <w:t xml:space="preserve"> -o case4</w:t>
-      </w:r>
-    </w:p>
-    <w:p>
-      <w:pPr>
-        <w:rPr>
-          <w:lang w:val="en-GB"/>
-        </w:rPr>
-      </w:pPr>
-    </w:p>
-    <w:p>
-      <w:pPr>
+      </w:pPr>
+      <w:r>
         <w:rPr>
           <w:b/>
           <w:bCs/>
           <w:lang w:val="en-GB"/>
         </w:rPr>
-      </w:pPr>
-      <w:r>
-        <w:rPr>
-          <w:b/>
-          <w:bCs/>
-          <w:lang w:val="en-GB"/>
-        </w:rPr>
         <w:t>Case 5</w:t>
       </w:r>
     </w:p>
@@ -1271,16 +933,8 @@
         <w:rPr>
           <w:lang w:val="en-GB"/>
         </w:rPr>
-        <w:t xml:space="preserve">Have G20 confirmed in </w:t>
-      </w:r>
-      <w:proofErr w:type="spellStart"/>
-      <w:r>
-        <w:rPr>
-          <w:lang w:val="en-GB"/>
-        </w:rPr>
-        <w:t>hvdat</w:t>
-      </w:r>
-      <w:proofErr w:type="spellEnd"/>
+        <w:t>Have G20 confirmed in hvdat</w:t>
+      </w:r>
       <w:r>
         <w:rPr>
           <w:lang w:val="en-GB"/>
@@ -1299,21 +953,7 @@
           <w:lang w:val="en-GB"/>
         </w:rPr>
         <w:br/>
-        <w:t xml:space="preserve">- Have </w:t>
-      </w:r>
-      <w:proofErr w:type="spellStart"/>
-      <w:r>
-        <w:rPr>
-          <w:lang w:val="en-GB"/>
-        </w:rPr>
-        <w:t>Hoehn_Yahr</w:t>
-      </w:r>
-      <w:proofErr w:type="spellEnd"/>
-      <w:r>
-        <w:rPr>
-          <w:lang w:val="en-GB"/>
-        </w:rPr>
-        <w:t xml:space="preserve"> of 3 or more</w:t>
+        <w:t>- Have Hoehn_Yahr of 3 or more</w:t>
       </w:r>
     </w:p>
     <w:p>
@@ -1339,105 +979,43 @@
         <w:rPr>
           <w:lang w:val="en-GB"/>
         </w:rPr>
-        <w:t xml:space="preserve">python piper1.py -q </w:t>
-      </w:r>
-      <w:proofErr w:type="spellStart"/>
-      <w:r>
-        <w:rPr>
-          <w:lang w:val="en-GB"/>
-        </w:rPr>
-        <w:t>qdat.tsv</w:t>
-      </w:r>
-      <w:proofErr w:type="spellEnd"/>
-      <w:r>
-        <w:rPr>
-          <w:lang w:val="en-GB"/>
-        </w:rPr>
-        <w:t xml:space="preserve"> -p </w:t>
-      </w:r>
-      <w:proofErr w:type="spellStart"/>
-      <w:r>
-        <w:rPr>
-          <w:lang w:val="en-GB"/>
-        </w:rPr>
-        <w:t>pdat.tsv</w:t>
-      </w:r>
-      <w:proofErr w:type="spellEnd"/>
-      <w:r>
-        <w:rPr>
-          <w:lang w:val="en-GB"/>
-        </w:rPr>
-        <w:t xml:space="preserve"> -</w:t>
-      </w:r>
-      <w:proofErr w:type="spellStart"/>
-      <w:r>
-        <w:rPr>
-          <w:lang w:val="en-GB"/>
-        </w:rPr>
-        <w:t>hd</w:t>
-      </w:r>
-      <w:proofErr w:type="spellEnd"/>
-      <w:r>
-        <w:rPr>
-          <w:lang w:val="en-GB"/>
-        </w:rPr>
-        <w:t xml:space="preserve"> </w:t>
-      </w:r>
-      <w:proofErr w:type="spellStart"/>
-      <w:r>
-        <w:rPr>
-          <w:lang w:val="en-GB"/>
-        </w:rPr>
-        <w:t>hdat.tsv</w:t>
-      </w:r>
-      <w:proofErr w:type="spellEnd"/>
-      <w:r>
-        <w:rPr>
-          <w:lang w:val="en-GB"/>
-        </w:rPr>
-        <w:t xml:space="preserve"> -v </w:t>
-      </w:r>
-      <w:proofErr w:type="spellStart"/>
-      <w:r>
-        <w:rPr>
-          <w:lang w:val="en-GB"/>
-        </w:rPr>
-        <w:t>vdat</w:t>
-      </w:r>
-      <w:proofErr w:type="spellEnd"/>
-      <w:r>
-        <w:rPr>
-          <w:lang w:val="en-GB"/>
-        </w:rPr>
-        <w:t>_.</w:t>
-      </w:r>
-      <w:proofErr w:type="spellStart"/>
-      <w:r>
-        <w:rPr>
-          <w:lang w:val="en-GB"/>
-        </w:rPr>
-        <w:t>tsv</w:t>
-      </w:r>
-      <w:proofErr w:type="spellEnd"/>
-      <w:r>
-        <w:rPr>
-          <w:lang w:val="en-GB"/>
-        </w:rPr>
-        <w:t xml:space="preserve"> -cat cat_case5.json -</w:t>
-      </w:r>
-      <w:proofErr w:type="spellStart"/>
-      <w:r>
-        <w:rPr>
-          <w:lang w:val="en-GB"/>
-        </w:rPr>
-        <w:t>cond</w:t>
-      </w:r>
-      <w:proofErr w:type="spellEnd"/>
-      <w:r>
-        <w:rPr>
-          <w:lang w:val="en-GB"/>
-        </w:rPr>
-        <w:t xml:space="preserve"> cond_case5.json -dt</w:t>
+        <w:t xml:space="preserve">python </w:t>
+      </w:r>
+      <w:r>
+        <w:rPr>
+          <w:lang w:val="en-GB"/>
+        </w:rPr>
+        <w:t>program_scripts/</w:t>
+      </w:r>
+      <w:r>
+        <w:rPr>
+          <w:lang w:val="en-GB"/>
+        </w:rPr>
+        <w:t xml:space="preserve">piper1.py -q qdat.tsv -p pdat.tsv -hd hdat.tsv -v vdat_.tsv -cat </w:t>
+      </w:r>
+      <w:r>
+        <w:rPr>
+          <w:lang w:val="en-GB"/>
+        </w:rPr>
+        <w:t>json_files/</w:t>
+      </w:r>
+      <w:r>
+        <w:rPr>
+          <w:lang w:val="en-GB"/>
+        </w:rPr>
+        <w:t xml:space="preserve">cat_case5.json -cond </w:t>
+      </w:r>
+      <w:r>
+        <w:rPr>
+          <w:lang w:val="en-GB"/>
+        </w:rPr>
+        <w:t>json_files/</w:t>
+      </w:r>
+      <w:r>
+        <w:rPr>
+          <w:lang w:val="en-GB"/>
+        </w:rPr>
+        <w:t>cond_case5.json -dt</w:t>
       </w:r>
       <w:r>
         <w:rPr>

--- a/Json file examples.docx
+++ b/Json file examples.docx
@@ -991,7 +991,7 @@
         <w:rPr>
           <w:lang w:val="en-GB"/>
         </w:rPr>
-        <w:t xml:space="preserve">piper1.py -q qdat.tsv -p pdat.tsv -hd hdat.tsv -v vdat_.tsv -cat </w:t>
+        <w:t xml:space="preserve">piper1.py -q qdat.tsv -p pdat.tsv -hd hdat.tsv -v vdat.tsv -cat </w:t>
       </w:r>
       <w:r>
         <w:rPr>
@@ -1029,6 +1029,259 @@
         </w:rPr>
         <w:t>case5</w:t>
       </w:r>
+    </w:p>
+    <w:p>
+      <w:pPr>
+        <w:rPr>
+          <w:lang w:val="en-GB"/>
+        </w:rPr>
+      </w:pPr>
+    </w:p>
+    <w:p>
+      <w:pPr>
+        <w:rPr>
+          <w:lang w:val="en-GB"/>
+        </w:rPr>
+      </w:pPr>
+    </w:p>
+    <w:p>
+      <w:pPr>
+        <w:rPr>
+          <w:lang w:val="en-GB"/>
+        </w:rPr>
+      </w:pPr>
+    </w:p>
+    <w:p>
+      <w:pPr>
+        <w:rPr>
+          <w:b/>
+          <w:bCs/>
+          <w:lang w:val="en-GB"/>
+        </w:rPr>
+      </w:pPr>
+      <w:r>
+        <w:rPr>
+          <w:b/>
+          <w:bCs/>
+          <w:lang w:val="en-GB"/>
+        </w:rPr>
+        <w:lastRenderedPageBreak/>
+        <w:t xml:space="preserve">Case </w:t>
+      </w:r>
+      <w:r>
+        <w:rPr>
+          <w:b/>
+          <w:bCs/>
+          <w:lang w:val="en-GB"/>
+        </w:rPr>
+        <w:t>6</w:t>
+      </w:r>
+    </w:p>
+    <w:p>
+      <w:pPr>
+        <w:rPr>
+          <w:lang w:val="en-GB"/>
+        </w:rPr>
+      </w:pPr>
+      <w:r>
+        <w:rPr>
+          <w:lang w:val="en-GB"/>
+        </w:rPr>
+        <w:t>cat_case</w:t>
+      </w:r>
+      <w:r>
+        <w:rPr>
+          <w:lang w:val="en-GB"/>
+        </w:rPr>
+        <w:t>6</w:t>
+      </w:r>
+      <w:r>
+        <w:rPr>
+          <w:lang w:val="en-GB"/>
+        </w:rPr>
+        <w:br/>
+        <w:t>cond_case</w:t>
+      </w:r>
+      <w:r>
+        <w:rPr>
+          <w:lang w:val="en-GB"/>
+        </w:rPr>
+        <w:t>6</w:t>
+      </w:r>
+    </w:p>
+    <w:p>
+      <w:pPr>
+        <w:rPr>
+          <w:lang w:val="en-GB"/>
+        </w:rPr>
+      </w:pPr>
+      <w:r>
+        <w:rPr>
+          <w:lang w:val="en-GB"/>
+        </w:rPr>
+        <w:t>Only patients that</w:t>
+      </w:r>
+      <w:r>
+        <w:rPr>
+          <w:lang w:val="en-GB"/>
+        </w:rPr>
+        <w:br/>
+        <w:t>- Have G20</w:t>
+      </w:r>
+      <w:r>
+        <w:rPr>
+          <w:lang w:val="en-GB"/>
+        </w:rPr>
+        <w:br/>
+        <w:t xml:space="preserve">- </w:t>
+      </w:r>
+      <w:r>
+        <w:rPr>
+          <w:lang w:val="en-GB"/>
+        </w:rPr>
+        <w:t>H</w:t>
+      </w:r>
+      <w:r>
+        <w:rPr>
+          <w:lang w:val="en-GB"/>
+        </w:rPr>
+        <w:t>ave Pesticide exposure</w:t>
+      </w:r>
+      <w:r>
+        <w:rPr>
+          <w:lang w:val="en-GB"/>
+        </w:rPr>
+        <w:t xml:space="preserve"> regularly (</w:t>
+      </w:r>
+      <w:r>
+        <w:rPr>
+          <w:lang w:val="en-GB"/>
+        </w:rPr>
+        <w:t>yes=</w:t>
+      </w:r>
+      <w:r>
+        <w:rPr>
+          <w:lang w:val="en-GB"/>
+        </w:rPr>
+        <w:t>1</w:t>
+      </w:r>
+      <w:r>
+        <w:rPr>
+          <w:lang w:val="en-GB"/>
+        </w:rPr>
+        <w:t xml:space="preserve"> or 2 !!!!!!!!!!!!!!!!!!????????????????????????</w:t>
+      </w:r>
+      <w:r>
+        <w:rPr>
+          <w:lang w:val="en-GB"/>
+        </w:rPr>
+        <w:t>)</w:t>
+      </w:r>
+    </w:p>
+    <w:p>
+      <w:pPr>
+        <w:rPr>
+          <w:lang w:val="en-GB"/>
+        </w:rPr>
+      </w:pPr>
+      <w:r>
+        <w:rPr>
+          <w:lang w:val="en-GB"/>
+        </w:rPr>
+        <w:t>Show diagnosis table</w:t>
+      </w:r>
+    </w:p>
+    <w:p>
+      <w:pPr>
+        <w:rPr>
+          <w:lang w:val="en-GB"/>
+        </w:rPr>
+      </w:pPr>
+      <w:r>
+        <w:rPr>
+          <w:lang w:val="en-GB"/>
+        </w:rPr>
+        <w:t xml:space="preserve">python </w:t>
+      </w:r>
+      <w:r>
+        <w:rPr>
+          <w:lang w:val="en-GB"/>
+        </w:rPr>
+        <w:t>program_scripts/</w:t>
+      </w:r>
+      <w:r>
+        <w:rPr>
+          <w:lang w:val="en-GB"/>
+        </w:rPr>
+        <w:t xml:space="preserve">piper1.py -q qdat.tsv -p pdat.tsv -hd hdat.tsv -v vdat.tsv -cat </w:t>
+      </w:r>
+      <w:r>
+        <w:rPr>
+          <w:lang w:val="en-GB"/>
+        </w:rPr>
+        <w:t>json_files/</w:t>
+      </w:r>
+      <w:r>
+        <w:rPr>
+          <w:lang w:val="en-GB"/>
+        </w:rPr>
+        <w:t>cat_case</w:t>
+      </w:r>
+      <w:r>
+        <w:rPr>
+          <w:lang w:val="en-GB"/>
+        </w:rPr>
+        <w:t>6</w:t>
+      </w:r>
+      <w:r>
+        <w:rPr>
+          <w:lang w:val="en-GB"/>
+        </w:rPr>
+        <w:t xml:space="preserve">.json -cond </w:t>
+      </w:r>
+      <w:r>
+        <w:rPr>
+          <w:lang w:val="en-GB"/>
+        </w:rPr>
+        <w:t>json_files/</w:t>
+      </w:r>
+      <w:r>
+        <w:rPr>
+          <w:lang w:val="en-GB"/>
+        </w:rPr>
+        <w:t>cond_case</w:t>
+      </w:r>
+      <w:r>
+        <w:rPr>
+          <w:lang w:val="en-GB"/>
+        </w:rPr>
+        <w:t>6</w:t>
+      </w:r>
+      <w:r>
+        <w:rPr>
+          <w:lang w:val="en-GB"/>
+        </w:rPr>
+        <w:t>.json -dt</w:t>
+      </w:r>
+      <w:r>
+        <w:rPr>
+          <w:lang w:val="en-GB"/>
+        </w:rPr>
+        <w:t xml:space="preserve"> -o case</w:t>
+      </w:r>
+      <w:r>
+        <w:rPr>
+          <w:lang w:val="en-GB"/>
+        </w:rPr>
+        <w:t>6</w:t>
+      </w:r>
+    </w:p>
+    <w:p>
+      <w:pPr>
+        <w:rPr>
+          <w:lang w:val="en-GB"/>
+        </w:rPr>
+      </w:pPr>
     </w:p>
     <w:p>
       <w:pPr>

--- a/Json file examples.docx
+++ b/Json file examples.docx
@@ -5,10 +5,116 @@
     <w:p>
       <w:pPr>
         <w:rPr>
+          <w:lang w:val="en-GB"/>
+        </w:rPr>
+      </w:pPr>
+      <w:r>
+        <w:rPr>
+          <w:lang w:val="en-GB"/>
+        </w:rPr>
+        <w:t>Json file examples:</w:t>
+      </w:r>
+    </w:p>
+    <w:p>
+      <w:pPr>
+        <w:rPr>
+          <w:lang w:val="en-GB"/>
+        </w:rPr>
+      </w:pPr>
+    </w:p>
+    <w:p>
+      <w:pPr>
+        <w:rPr>
+          <w:lang w:val="en-GB"/>
+        </w:rPr>
+      </w:pPr>
+      <w:proofErr w:type="spellStart"/>
+      <w:r>
+        <w:rPr>
+          <w:lang w:val="en-GB"/>
+        </w:rPr>
+        <w:t>cat_</w:t>
+      </w:r>
+      <w:proofErr w:type="gramStart"/>
+      <w:r>
+        <w:rPr>
+          <w:lang w:val="en-GB"/>
+        </w:rPr>
+        <w:t>all</w:t>
+      </w:r>
+      <w:proofErr w:type="spellEnd"/>
+      <w:r>
+        <w:rPr>
+          <w:lang w:val="en-GB"/>
+        </w:rPr>
+        <w:t xml:space="preserve"> :</w:t>
+      </w:r>
+      <w:proofErr w:type="gramEnd"/>
+      <w:r>
+        <w:rPr>
+          <w:lang w:val="en-GB"/>
+        </w:rPr>
+        <w:t xml:space="preserve"> All possible </w:t>
+      </w:r>
+      <w:proofErr w:type="spellStart"/>
+      <w:r>
+        <w:rPr>
+          <w:lang w:val="en-GB"/>
+        </w:rPr>
+        <w:t>filtered_</w:t>
+      </w:r>
+      <w:r>
+        <w:rPr>
+          <w:lang w:val="en-GB"/>
+        </w:rPr>
+        <w:t>table</w:t>
+      </w:r>
+      <w:proofErr w:type="spellEnd"/>
+      <w:r>
+        <w:rPr>
+          <w:lang w:val="en-GB"/>
+        </w:rPr>
+        <w:t xml:space="preserve"> columns</w:t>
+      </w:r>
+      <w:r>
+        <w:rPr>
+          <w:lang w:val="en-GB"/>
+        </w:rPr>
+        <w:br/>
+      </w:r>
+      <w:proofErr w:type="spellStart"/>
+      <w:r>
+        <w:rPr>
+          <w:lang w:val="en-GB"/>
+        </w:rPr>
+        <w:t>cond_none</w:t>
+      </w:r>
+      <w:proofErr w:type="spellEnd"/>
+      <w:r>
+        <w:rPr>
+          <w:lang w:val="en-GB"/>
+        </w:rPr>
+        <w:t xml:space="preserve">: </w:t>
+      </w:r>
+      <w:r>
+        <w:rPr>
+          <w:lang w:val="en-GB"/>
+        </w:rPr>
+        <w:t>No conditions to be applied</w:t>
+      </w:r>
+    </w:p>
+    <w:p>
+      <w:pPr>
+        <w:rPr>
+          <w:lang w:val="en-GB"/>
+        </w:rPr>
+      </w:pPr>
+    </w:p>
+    <w:p>
+      <w:pPr>
+        <w:rPr>
           <w:b/>
           <w:bCs/>
-          <w:sz w:val="28"/>
-          <w:szCs w:val="28"/>
           <w:lang w:val="en-GB"/>
         </w:rPr>
       </w:pPr>
@@ -16,51 +122,168 @@
         <w:rPr>
           <w:b/>
           <w:bCs/>
-          <w:sz w:val="28"/>
-          <w:szCs w:val="28"/>
-          <w:lang w:val="en-GB"/>
-        </w:rPr>
-        <w:t>Json file examples:</w:t>
-      </w:r>
-    </w:p>
-    <w:p>
-      <w:pPr>
-        <w:rPr>
-          <w:lang w:val="en-GB"/>
-        </w:rPr>
-      </w:pPr>
-    </w:p>
-    <w:p>
-      <w:pPr>
-        <w:rPr>
-          <w:lang w:val="en-GB"/>
-        </w:rPr>
-      </w:pPr>
-      <w:r>
-        <w:rPr>
-          <w:lang w:val="en-GB"/>
-        </w:rPr>
-        <w:t>cat_all : All possible filtered_</w:t>
-      </w:r>
-      <w:r>
-        <w:rPr>
-          <w:lang w:val="en-GB"/>
-        </w:rPr>
-        <w:t>table columns</w:t>
-      </w:r>
+          <w:lang w:val="en-GB"/>
+        </w:rPr>
+        <w:t>Case Maria Australia</w:t>
+      </w:r>
+    </w:p>
+    <w:p>
+      <w:pPr>
+        <w:rPr>
+          <w:lang w:val="en-GB"/>
+        </w:rPr>
+      </w:pPr>
+      <w:proofErr w:type="spellStart"/>
+      <w:r>
+        <w:rPr>
+          <w:lang w:val="en-GB"/>
+        </w:rPr>
+        <w:t>cat_</w:t>
+      </w:r>
+      <w:r>
+        <w:rPr>
+          <w:lang w:val="en-GB"/>
+        </w:rPr>
+        <w:t>MS_Aus</w:t>
+      </w:r>
+      <w:proofErr w:type="spellEnd"/>
       <w:r>
         <w:rPr>
           <w:lang w:val="en-GB"/>
         </w:rPr>
         <w:br/>
-        <w:t xml:space="preserve">cond_none: </w:t>
-      </w:r>
-      <w:r>
-        <w:rPr>
-          <w:lang w:val="en-GB"/>
-        </w:rPr>
-        <w:t>No conditions to be applied</w:t>
-      </w:r>
+      </w:r>
+      <w:proofErr w:type="spellStart"/>
+      <w:r>
+        <w:rPr>
+          <w:lang w:val="en-GB"/>
+        </w:rPr>
+        <w:t>cond_none</w:t>
+      </w:r>
+      <w:proofErr w:type="spellEnd"/>
+    </w:p>
+    <w:p>
+      <w:pPr>
+        <w:rPr>
+          <w:lang w:val="en-GB"/>
+        </w:rPr>
+      </w:pPr>
+      <w:r>
+        <w:rPr>
+          <w:lang w:val="en-GB"/>
+        </w:rPr>
+        <w:t xml:space="preserve">python </w:t>
+      </w:r>
+      <w:r>
+        <w:rPr>
+          <w:lang w:val="en-GB"/>
+        </w:rPr>
+        <w:t>program_scripts/</w:t>
+      </w:r>
+      <w:r>
+        <w:rPr>
+          <w:lang w:val="en-GB"/>
+        </w:rPr>
+        <w:t>MPBCpipe</w:t>
+      </w:r>
+      <w:r>
+        <w:rPr>
+          <w:lang w:val="en-GB"/>
+        </w:rPr>
+        <w:t xml:space="preserve">.py -q </w:t>
+      </w:r>
+      <w:proofErr w:type="spellStart"/>
+      <w:r>
+        <w:rPr>
+          <w:lang w:val="en-GB"/>
+        </w:rPr>
+        <w:t>qdat.tsv</w:t>
+      </w:r>
+      <w:proofErr w:type="spellEnd"/>
+      <w:r>
+        <w:rPr>
+          <w:lang w:val="en-GB"/>
+        </w:rPr>
+        <w:t xml:space="preserve"> -cat </w:t>
+      </w:r>
+      <w:proofErr w:type="spellStart"/>
+      <w:r>
+        <w:rPr>
+          <w:lang w:val="en-GB"/>
+        </w:rPr>
+        <w:t>json_files</w:t>
+      </w:r>
+      <w:proofErr w:type="spellEnd"/>
+      <w:r>
+        <w:rPr>
+          <w:lang w:val="en-GB"/>
+        </w:rPr>
+        <w:t>/</w:t>
+      </w:r>
+      <w:proofErr w:type="spellStart"/>
+      <w:r>
+        <w:rPr>
+          <w:lang w:val="en-GB"/>
+        </w:rPr>
+        <w:t>cat_MS_Aus.json</w:t>
+      </w:r>
+      <w:proofErr w:type="spellEnd"/>
+      <w:r>
+        <w:rPr>
+          <w:lang w:val="en-GB"/>
+        </w:rPr>
+        <w:t xml:space="preserve"> -</w:t>
+      </w:r>
+      <w:proofErr w:type="spellStart"/>
+      <w:r>
+        <w:rPr>
+          <w:lang w:val="en-GB"/>
+        </w:rPr>
+        <w:t>cond</w:t>
+      </w:r>
+      <w:proofErr w:type="spellEnd"/>
+      <w:r>
+        <w:rPr>
+          <w:lang w:val="en-GB"/>
+        </w:rPr>
+        <w:t xml:space="preserve"> </w:t>
+      </w:r>
+      <w:proofErr w:type="spellStart"/>
+      <w:r>
+        <w:rPr>
+          <w:lang w:val="en-GB"/>
+        </w:rPr>
+        <w:t>json_files</w:t>
+      </w:r>
+      <w:proofErr w:type="spellEnd"/>
+      <w:r>
+        <w:rPr>
+          <w:lang w:val="en-GB"/>
+        </w:rPr>
+        <w:t>/</w:t>
+      </w:r>
+      <w:proofErr w:type="spellStart"/>
+      <w:r>
+        <w:rPr>
+          <w:lang w:val="en-GB"/>
+        </w:rPr>
+        <w:t>cond_none.json</w:t>
+      </w:r>
+      <w:proofErr w:type="spellEnd"/>
+      <w:r>
+        <w:rPr>
+          <w:lang w:val="en-GB"/>
+        </w:rPr>
+        <w:t xml:space="preserve"> -o </w:t>
+      </w:r>
+      <w:proofErr w:type="spellStart"/>
+      <w:r>
+        <w:rPr>
+          <w:lang w:val="en-GB"/>
+        </w:rPr>
+        <w:t>MS_Aus</w:t>
+      </w:r>
+      <w:proofErr w:type="spellEnd"/>
     </w:p>
     <w:p>
       <w:pPr>
@@ -83,33 +306,147 @@
           <w:bCs/>
           <w:lang w:val="en-GB"/>
         </w:rPr>
-        <w:t>Case Maria Australia</w:t>
-      </w:r>
-    </w:p>
-    <w:p>
-      <w:pPr>
-        <w:rPr>
-          <w:lang w:val="en-GB"/>
-        </w:rPr>
-      </w:pPr>
-      <w:r>
-        <w:rPr>
-          <w:lang w:val="en-GB"/>
-        </w:rPr>
-        <w:t>cat_</w:t>
-      </w:r>
-      <w:r>
-        <w:rPr>
-          <w:lang w:val="en-GB"/>
-        </w:rPr>
-        <w:t>MS_Aus</w:t>
+        <w:t>Case 1</w:t>
+      </w:r>
+    </w:p>
+    <w:p>
+      <w:pPr>
+        <w:rPr>
+          <w:lang w:val="en-GB"/>
+        </w:rPr>
+      </w:pPr>
+      <w:r>
+        <w:rPr>
+          <w:lang w:val="en-GB"/>
+        </w:rPr>
+        <w:t>cat_case1</w:t>
       </w:r>
       <w:r>
         <w:rPr>
           <w:lang w:val="en-GB"/>
         </w:rPr>
         <w:br/>
-        <w:t>cond_none</w:t>
+        <w:t>cond_case1</w:t>
+      </w:r>
+    </w:p>
+    <w:p>
+      <w:pPr>
+        <w:rPr>
+          <w:lang w:val="en-GB"/>
+        </w:rPr>
+      </w:pPr>
+      <w:r>
+        <w:rPr>
+          <w:lang w:val="en-GB"/>
+        </w:rPr>
+        <w:t xml:space="preserve">Only patients that </w:t>
+      </w:r>
+      <w:r>
+        <w:rPr>
+          <w:lang w:val="en-GB"/>
+        </w:rPr>
+        <w:br/>
+        <w:t>- Picked up medication with an ATC code starting with C05</w:t>
+      </w:r>
+      <w:r>
+        <w:rPr>
+          <w:lang w:val="en-GB"/>
+        </w:rPr>
+        <w:br/>
+        <w:t>- Have G20</w:t>
+      </w:r>
+    </w:p>
+    <w:p>
+      <w:pPr>
+        <w:rPr>
+          <w:lang w:val="en-GB"/>
+        </w:rPr>
+      </w:pPr>
+      <w:r>
+        <w:rPr>
+          <w:lang w:val="en-GB"/>
+        </w:rPr>
+        <w:t>Show pharmacy and diagnosis tables</w:t>
+      </w:r>
+      <w:r>
+        <w:rPr>
+          <w:lang w:val="en-GB"/>
+        </w:rPr>
+        <w:t>.</w:t>
+      </w:r>
+      <w:r>
+        <w:rPr>
+          <w:lang w:val="en-GB"/>
+        </w:rPr>
+        <w:t xml:space="preserve"> Show </w:t>
+      </w:r>
+      <w:r>
+        <w:rPr>
+          <w:lang w:val="en-GB"/>
+        </w:rPr>
+        <w:t xml:space="preserve">ATC and </w:t>
+      </w:r>
+      <w:proofErr w:type="spellStart"/>
+      <w:r>
+        <w:rPr>
+          <w:lang w:val="en-GB"/>
+        </w:rPr>
+        <w:t>produkt</w:t>
+      </w:r>
+      <w:proofErr w:type="spellEnd"/>
+      <w:r>
+        <w:rPr>
+          <w:lang w:val="en-GB"/>
+        </w:rPr>
+        <w:t xml:space="preserve"> column</w:t>
+      </w:r>
+      <w:r>
+        <w:rPr>
+          <w:lang w:val="en-GB"/>
+        </w:rPr>
+        <w:t>s</w:t>
+      </w:r>
+      <w:r>
+        <w:rPr>
+          <w:lang w:val="en-GB"/>
+        </w:rPr>
+        <w:t>.</w:t>
+      </w:r>
+      <w:r>
+        <w:rPr>
+          <w:lang w:val="en-GB"/>
+        </w:rPr>
+        <w:t xml:space="preserve"> Show </w:t>
+      </w:r>
+      <w:r>
+        <w:rPr>
+          <w:lang w:val="en-GB"/>
+        </w:rPr>
+        <w:t xml:space="preserve">columns indicating </w:t>
+      </w:r>
+      <w:r>
+        <w:rPr>
+          <w:lang w:val="en-GB"/>
+        </w:rPr>
+        <w:t xml:space="preserve">the </w:t>
+      </w:r>
+      <w:r>
+        <w:rPr>
+          <w:lang w:val="en-GB"/>
+        </w:rPr>
+        <w:t>diagnos</w:t>
+      </w:r>
+      <w:r>
+        <w:rPr>
+          <w:lang w:val="en-GB"/>
+        </w:rPr>
+        <w:t>e</w:t>
+      </w:r>
+      <w:r>
+        <w:rPr>
+          <w:lang w:val="en-GB"/>
+        </w:rPr>
+        <w:t>s received before, after, and/or at inclusion (+-1 year) in the questionnaire.</w:t>
       </w:r>
     </w:p>
     <w:p>
@@ -134,31 +471,149 @@
         <w:rPr>
           <w:lang w:val="en-GB"/>
         </w:rPr>
-        <w:t xml:space="preserve">piper1.py -q qdat.tsv -cat </w:t>
-      </w:r>
-      <w:r>
-        <w:rPr>
-          <w:lang w:val="en-GB"/>
-        </w:rPr>
-        <w:t>json_files/</w:t>
-      </w:r>
-      <w:r>
-        <w:rPr>
-          <w:lang w:val="en-GB"/>
-        </w:rPr>
-        <w:t xml:space="preserve">cat_MS_Aus.json -cond </w:t>
-      </w:r>
-      <w:r>
-        <w:rPr>
-          <w:lang w:val="en-GB"/>
-        </w:rPr>
-        <w:t>json_files/</w:t>
-      </w:r>
-      <w:r>
-        <w:rPr>
-          <w:lang w:val="en-GB"/>
-        </w:rPr>
-        <w:t>cond_none.json -o MS_Aus</w:t>
+        <w:t>MPBCpipe</w:t>
+      </w:r>
+      <w:r>
+        <w:rPr>
+          <w:lang w:val="en-GB"/>
+        </w:rPr>
+        <w:t xml:space="preserve">.py -q </w:t>
+      </w:r>
+      <w:proofErr w:type="spellStart"/>
+      <w:r>
+        <w:rPr>
+          <w:lang w:val="en-GB"/>
+        </w:rPr>
+        <w:t>qda</w:t>
+      </w:r>
+      <w:r>
+        <w:rPr>
+          <w:lang w:val="en-GB"/>
+        </w:rPr>
+        <w:t>t</w:t>
+      </w:r>
+      <w:r>
+        <w:rPr>
+          <w:lang w:val="en-GB"/>
+        </w:rPr>
+        <w:t>.tsv</w:t>
+      </w:r>
+      <w:proofErr w:type="spellEnd"/>
+      <w:r>
+        <w:rPr>
+          <w:lang w:val="en-GB"/>
+        </w:rPr>
+        <w:t xml:space="preserve"> -p </w:t>
+      </w:r>
+      <w:proofErr w:type="spellStart"/>
+      <w:r>
+        <w:rPr>
+          <w:lang w:val="en-GB"/>
+        </w:rPr>
+        <w:t>pdat.tsv</w:t>
+      </w:r>
+      <w:proofErr w:type="spellEnd"/>
+      <w:r>
+        <w:rPr>
+          <w:lang w:val="en-GB"/>
+        </w:rPr>
+        <w:t xml:space="preserve"> -</w:t>
+      </w:r>
+      <w:proofErr w:type="spellStart"/>
+      <w:r>
+        <w:rPr>
+          <w:lang w:val="en-GB"/>
+        </w:rPr>
+        <w:t>hd</w:t>
+      </w:r>
+      <w:proofErr w:type="spellEnd"/>
+      <w:r>
+        <w:rPr>
+          <w:lang w:val="en-GB"/>
+        </w:rPr>
+        <w:t xml:space="preserve"> </w:t>
+      </w:r>
+      <w:proofErr w:type="spellStart"/>
+      <w:r>
+        <w:rPr>
+          <w:lang w:val="en-GB"/>
+        </w:rPr>
+        <w:t>hdat.tsv</w:t>
+      </w:r>
+      <w:proofErr w:type="spellEnd"/>
+      <w:r>
+        <w:rPr>
+          <w:lang w:val="en-GB"/>
+        </w:rPr>
+        <w:t xml:space="preserve"> -v </w:t>
+      </w:r>
+      <w:proofErr w:type="spellStart"/>
+      <w:r>
+        <w:rPr>
+          <w:lang w:val="en-GB"/>
+        </w:rPr>
+        <w:t>vdat.tsv</w:t>
+      </w:r>
+      <w:proofErr w:type="spellEnd"/>
+      <w:r>
+        <w:rPr>
+          <w:lang w:val="en-GB"/>
+        </w:rPr>
+        <w:t xml:space="preserve"> -cat </w:t>
+      </w:r>
+      <w:proofErr w:type="spellStart"/>
+      <w:r>
+        <w:rPr>
+          <w:lang w:val="en-GB"/>
+        </w:rPr>
+        <w:t>json_files</w:t>
+      </w:r>
+      <w:proofErr w:type="spellEnd"/>
+      <w:r>
+        <w:rPr>
+          <w:lang w:val="en-GB"/>
+        </w:rPr>
+        <w:t>/</w:t>
+      </w:r>
+      <w:r>
+        <w:rPr>
+          <w:lang w:val="en-GB"/>
+        </w:rPr>
+        <w:t>cat_case1.txt -</w:t>
+      </w:r>
+      <w:proofErr w:type="spellStart"/>
+      <w:r>
+        <w:rPr>
+          <w:lang w:val="en-GB"/>
+        </w:rPr>
+        <w:t>cond</w:t>
+      </w:r>
+      <w:proofErr w:type="spellEnd"/>
+      <w:r>
+        <w:rPr>
+          <w:lang w:val="en-GB"/>
+        </w:rPr>
+        <w:t xml:space="preserve"> </w:t>
+      </w:r>
+      <w:proofErr w:type="spellStart"/>
+      <w:r>
+        <w:rPr>
+          <w:lang w:val="en-GB"/>
+        </w:rPr>
+        <w:t>json_files</w:t>
+      </w:r>
+      <w:proofErr w:type="spellEnd"/>
+      <w:r>
+        <w:rPr>
+          <w:lang w:val="en-GB"/>
+        </w:rPr>
+        <w:t>/</w:t>
+      </w:r>
+      <w:r>
+        <w:rPr>
+          <w:lang w:val="en-GB"/>
+        </w:rPr>
+        <w:t>cond_case1.json -pt -dt -o case1</w:t>
       </w:r>
     </w:p>
     <w:p>
@@ -182,47 +637,1183 @@
           <w:bCs/>
           <w:lang w:val="en-GB"/>
         </w:rPr>
-        <w:t>Case 1</w:t>
-      </w:r>
-    </w:p>
-    <w:p>
-      <w:pPr>
-        <w:rPr>
-          <w:lang w:val="en-GB"/>
-        </w:rPr>
-      </w:pPr>
-      <w:r>
-        <w:rPr>
-          <w:lang w:val="en-GB"/>
-        </w:rPr>
-        <w:t>cat_case1</w:t>
+        <w:t>Case 2</w:t>
+      </w:r>
+    </w:p>
+    <w:p>
+      <w:pPr>
+        <w:rPr>
+          <w:lang w:val="en-GB"/>
+        </w:rPr>
+      </w:pPr>
+      <w:r>
+        <w:rPr>
+          <w:lang w:val="en-GB"/>
+        </w:rPr>
+        <w:t>cat_case2</w:t>
       </w:r>
       <w:r>
         <w:rPr>
           <w:lang w:val="en-GB"/>
         </w:rPr>
         <w:br/>
-        <w:t>cond_case1</w:t>
-      </w:r>
-    </w:p>
-    <w:p>
-      <w:pPr>
-        <w:rPr>
-          <w:lang w:val="en-GB"/>
-        </w:rPr>
-      </w:pPr>
-      <w:r>
-        <w:rPr>
-          <w:lang w:val="en-GB"/>
-        </w:rPr>
-        <w:t xml:space="preserve">Only patients that </w:t>
+        <w:t>cond_case2</w:t>
+      </w:r>
+    </w:p>
+    <w:p>
+      <w:pPr>
+        <w:rPr>
+          <w:lang w:val="en-GB"/>
+        </w:rPr>
+      </w:pPr>
+      <w:r>
+        <w:rPr>
+          <w:lang w:val="en-GB"/>
+        </w:rPr>
+        <w:t>Only patients that</w:t>
       </w:r>
       <w:r>
         <w:rPr>
           <w:lang w:val="en-GB"/>
         </w:rPr>
         <w:br/>
-        <w:t>- Picked up medication with an ATC code starting with C05</w:t>
+        <w:t>- Have G20 diagnosis before or at (+-1 year) of questionnaire inclusion</w:t>
+      </w:r>
+      <w:r>
+        <w:rPr>
+          <w:lang w:val="en-GB"/>
+        </w:rPr>
+        <w:br/>
+        <w:t>- Are 60-80 years old at questionnaire inclusion</w:t>
+      </w:r>
+    </w:p>
+    <w:p>
+      <w:pPr>
+        <w:rPr>
+          <w:lang w:val="en-GB"/>
+        </w:rPr>
+      </w:pPr>
+      <w:r>
+        <w:rPr>
+          <w:lang w:val="en-GB"/>
+        </w:rPr>
+        <w:t>Show diagnosis table</w:t>
+      </w:r>
+      <w:r>
+        <w:rPr>
+          <w:lang w:val="en-GB"/>
+        </w:rPr>
+        <w:t>.</w:t>
+      </w:r>
+      <w:r>
+        <w:rPr>
+          <w:lang w:val="en-GB"/>
+        </w:rPr>
+        <w:t xml:space="preserve"> Show </w:t>
+      </w:r>
+      <w:proofErr w:type="spellStart"/>
+      <w:r>
+        <w:rPr>
+          <w:lang w:val="en-GB"/>
+        </w:rPr>
+        <w:t>diagnoses</w:t>
+      </w:r>
+      <w:r>
+        <w:rPr>
+          <w:lang w:val="en-GB"/>
+        </w:rPr>
+        <w:t>_</w:t>
+      </w:r>
+      <w:r>
+        <w:rPr>
+          <w:lang w:val="en-GB"/>
+        </w:rPr>
+        <w:t>recorded</w:t>
+      </w:r>
+      <w:r>
+        <w:rPr>
+          <w:lang w:val="en-GB"/>
+        </w:rPr>
+        <w:t>_</w:t>
+      </w:r>
+      <w:r>
+        <w:rPr>
+          <w:lang w:val="en-GB"/>
+        </w:rPr>
+        <w:t>until</w:t>
+      </w:r>
+      <w:r>
+        <w:rPr>
+          <w:lang w:val="en-GB"/>
+        </w:rPr>
+        <w:t>_</w:t>
+      </w:r>
+      <w:r>
+        <w:rPr>
+          <w:lang w:val="en-GB"/>
+        </w:rPr>
+        <w:t>inclusion</w:t>
+      </w:r>
+      <w:proofErr w:type="spellEnd"/>
+      <w:r>
+        <w:rPr>
+          <w:lang w:val="en-GB"/>
+        </w:rPr>
+        <w:t xml:space="preserve"> and </w:t>
+      </w:r>
+      <w:proofErr w:type="spellStart"/>
+      <w:r>
+        <w:rPr>
+          <w:lang w:val="en-GB"/>
+        </w:rPr>
+        <w:t>all</w:t>
+      </w:r>
+      <w:r>
+        <w:rPr>
+          <w:lang w:val="en-GB"/>
+        </w:rPr>
+        <w:t>_</w:t>
+      </w:r>
+      <w:r>
+        <w:rPr>
+          <w:lang w:val="en-GB"/>
+        </w:rPr>
+        <w:t>diagnoses</w:t>
+      </w:r>
+      <w:proofErr w:type="spellEnd"/>
+      <w:r>
+        <w:rPr>
+          <w:lang w:val="en-GB"/>
+        </w:rPr>
+        <w:t xml:space="preserve"> columns.</w:t>
+      </w:r>
+    </w:p>
+    <w:p>
+      <w:pPr>
+        <w:rPr>
+          <w:lang w:val="en-GB"/>
+        </w:rPr>
+      </w:pPr>
+      <w:r>
+        <w:rPr>
+          <w:lang w:val="en-GB"/>
+        </w:rPr>
+        <w:t xml:space="preserve">python </w:t>
+      </w:r>
+      <w:r>
+        <w:rPr>
+          <w:lang w:val="en-GB"/>
+        </w:rPr>
+        <w:t>program_scripts/</w:t>
+      </w:r>
+      <w:r>
+        <w:rPr>
+          <w:lang w:val="en-GB"/>
+        </w:rPr>
+        <w:t>MPBCpipe</w:t>
+      </w:r>
+      <w:r>
+        <w:rPr>
+          <w:lang w:val="en-GB"/>
+        </w:rPr>
+        <w:t xml:space="preserve">.py -q </w:t>
+      </w:r>
+      <w:proofErr w:type="spellStart"/>
+      <w:r>
+        <w:rPr>
+          <w:lang w:val="en-GB"/>
+        </w:rPr>
+        <w:t>qdat.tsv</w:t>
+      </w:r>
+      <w:proofErr w:type="spellEnd"/>
+      <w:r>
+        <w:rPr>
+          <w:lang w:val="en-GB"/>
+        </w:rPr>
+        <w:t xml:space="preserve"> -p </w:t>
+      </w:r>
+      <w:proofErr w:type="spellStart"/>
+      <w:r>
+        <w:rPr>
+          <w:lang w:val="en-GB"/>
+        </w:rPr>
+        <w:t>pdat.tsv</w:t>
+      </w:r>
+      <w:proofErr w:type="spellEnd"/>
+      <w:r>
+        <w:rPr>
+          <w:lang w:val="en-GB"/>
+        </w:rPr>
+        <w:t xml:space="preserve"> -</w:t>
+      </w:r>
+      <w:proofErr w:type="spellStart"/>
+      <w:r>
+        <w:rPr>
+          <w:lang w:val="en-GB"/>
+        </w:rPr>
+        <w:t>hd</w:t>
+      </w:r>
+      <w:proofErr w:type="spellEnd"/>
+      <w:r>
+        <w:rPr>
+          <w:lang w:val="en-GB"/>
+        </w:rPr>
+        <w:t xml:space="preserve"> </w:t>
+      </w:r>
+      <w:proofErr w:type="spellStart"/>
+      <w:r>
+        <w:rPr>
+          <w:lang w:val="en-GB"/>
+        </w:rPr>
+        <w:t>hdat.tsv</w:t>
+      </w:r>
+      <w:proofErr w:type="spellEnd"/>
+      <w:r>
+        <w:rPr>
+          <w:lang w:val="en-GB"/>
+        </w:rPr>
+        <w:t xml:space="preserve"> -v </w:t>
+      </w:r>
+      <w:proofErr w:type="spellStart"/>
+      <w:r>
+        <w:rPr>
+          <w:lang w:val="en-GB"/>
+        </w:rPr>
+        <w:t>vdat.tsv</w:t>
+      </w:r>
+      <w:proofErr w:type="spellEnd"/>
+      <w:r>
+        <w:rPr>
+          <w:lang w:val="en-GB"/>
+        </w:rPr>
+        <w:t xml:space="preserve"> -cat </w:t>
+      </w:r>
+      <w:proofErr w:type="spellStart"/>
+      <w:r>
+        <w:rPr>
+          <w:lang w:val="en-GB"/>
+        </w:rPr>
+        <w:t>json_files</w:t>
+      </w:r>
+      <w:proofErr w:type="spellEnd"/>
+      <w:r>
+        <w:rPr>
+          <w:lang w:val="en-GB"/>
+        </w:rPr>
+        <w:t>/</w:t>
+      </w:r>
+      <w:r>
+        <w:rPr>
+          <w:lang w:val="en-GB"/>
+        </w:rPr>
+        <w:t>cat_case2.json -</w:t>
+      </w:r>
+      <w:proofErr w:type="spellStart"/>
+      <w:r>
+        <w:rPr>
+          <w:lang w:val="en-GB"/>
+        </w:rPr>
+        <w:t>cond</w:t>
+      </w:r>
+      <w:proofErr w:type="spellEnd"/>
+      <w:r>
+        <w:rPr>
+          <w:lang w:val="en-GB"/>
+        </w:rPr>
+        <w:t xml:space="preserve"> </w:t>
+      </w:r>
+      <w:proofErr w:type="spellStart"/>
+      <w:r>
+        <w:rPr>
+          <w:lang w:val="en-GB"/>
+        </w:rPr>
+        <w:t>json_files</w:t>
+      </w:r>
+      <w:proofErr w:type="spellEnd"/>
+      <w:r>
+        <w:rPr>
+          <w:lang w:val="en-GB"/>
+        </w:rPr>
+        <w:t>/</w:t>
+      </w:r>
+      <w:r>
+        <w:rPr>
+          <w:lang w:val="en-GB"/>
+        </w:rPr>
+        <w:t>cond_case2.json -dt</w:t>
+      </w:r>
+      <w:r>
+        <w:rPr>
+          <w:lang w:val="en-GB"/>
+        </w:rPr>
+        <w:t xml:space="preserve"> -o case2</w:t>
+      </w:r>
+    </w:p>
+    <w:p>
+      <w:pPr>
+        <w:rPr>
+          <w:lang w:val="en-GB"/>
+        </w:rPr>
+      </w:pPr>
+      <w:r>
+        <w:rPr>
+          <w:b/>
+          <w:bCs/>
+          <w:lang w:val="en-GB"/>
+        </w:rPr>
+        <w:lastRenderedPageBreak/>
+        <w:t>Case 3</w:t>
+      </w:r>
+    </w:p>
+    <w:p>
+      <w:pPr>
+        <w:rPr>
+          <w:lang w:val="en-GB"/>
+        </w:rPr>
+      </w:pPr>
+      <w:r>
+        <w:rPr>
+          <w:lang w:val="en-GB"/>
+        </w:rPr>
+        <w:t>cat_case3</w:t>
+      </w:r>
+      <w:r>
+        <w:rPr>
+          <w:lang w:val="en-GB"/>
+        </w:rPr>
+        <w:br/>
+        <w:t>cond_case3</w:t>
+      </w:r>
+    </w:p>
+    <w:p>
+      <w:pPr>
+        <w:rPr>
+          <w:lang w:val="en-GB"/>
+        </w:rPr>
+      </w:pPr>
+      <w:r>
+        <w:rPr>
+          <w:lang w:val="en-GB"/>
+        </w:rPr>
+        <w:t>Only patients that</w:t>
+      </w:r>
+      <w:r>
+        <w:rPr>
+          <w:lang w:val="en-GB"/>
+        </w:rPr>
+        <w:br/>
+        <w:t>- Have G20 and E11</w:t>
+      </w:r>
+    </w:p>
+    <w:p>
+      <w:pPr>
+        <w:rPr>
+          <w:lang w:val="en-GB"/>
+        </w:rPr>
+      </w:pPr>
+      <w:r>
+        <w:rPr>
+          <w:lang w:val="en-GB"/>
+        </w:rPr>
+        <w:t>Show City</w:t>
+      </w:r>
+      <w:r>
+        <w:rPr>
+          <w:lang w:val="en-GB"/>
+        </w:rPr>
+        <w:t xml:space="preserve"> and Sex columns. </w:t>
+      </w:r>
+      <w:r>
+        <w:rPr>
+          <w:lang w:val="en-GB"/>
+        </w:rPr>
+        <w:t>Show diagnosis table with Conversions and Depression column</w:t>
+      </w:r>
+      <w:r>
+        <w:rPr>
+          <w:lang w:val="en-GB"/>
+        </w:rPr>
+        <w:t>. Conversions only to PD (patient received G20 diagnosis but is not included as case in the questionnaire). Conversions for Diabetes both ways.</w:t>
+      </w:r>
+    </w:p>
+    <w:p>
+      <w:pPr>
+        <w:rPr>
+          <w:lang w:val="en-GB"/>
+        </w:rPr>
+      </w:pPr>
+      <w:r>
+        <w:rPr>
+          <w:lang w:val="en-GB"/>
+        </w:rPr>
+        <w:t xml:space="preserve">python </w:t>
+      </w:r>
+      <w:r>
+        <w:rPr>
+          <w:lang w:val="en-GB"/>
+        </w:rPr>
+        <w:t>program_scripts/</w:t>
+      </w:r>
+      <w:r>
+        <w:rPr>
+          <w:lang w:val="en-GB"/>
+        </w:rPr>
+        <w:t>MPBCpipe</w:t>
+      </w:r>
+      <w:r>
+        <w:rPr>
+          <w:lang w:val="en-GB"/>
+        </w:rPr>
+        <w:t xml:space="preserve">.py -q </w:t>
+      </w:r>
+      <w:proofErr w:type="spellStart"/>
+      <w:r>
+        <w:rPr>
+          <w:lang w:val="en-GB"/>
+        </w:rPr>
+        <w:t>qdat.tsv</w:t>
+      </w:r>
+      <w:proofErr w:type="spellEnd"/>
+      <w:r>
+        <w:rPr>
+          <w:lang w:val="en-GB"/>
+        </w:rPr>
+        <w:t xml:space="preserve"> -p </w:t>
+      </w:r>
+      <w:proofErr w:type="spellStart"/>
+      <w:r>
+        <w:rPr>
+          <w:lang w:val="en-GB"/>
+        </w:rPr>
+        <w:t>pdat.tsv</w:t>
+      </w:r>
+      <w:proofErr w:type="spellEnd"/>
+      <w:r>
+        <w:rPr>
+          <w:lang w:val="en-GB"/>
+        </w:rPr>
+        <w:t xml:space="preserve"> -</w:t>
+      </w:r>
+      <w:proofErr w:type="spellStart"/>
+      <w:r>
+        <w:rPr>
+          <w:lang w:val="en-GB"/>
+        </w:rPr>
+        <w:t>hd</w:t>
+      </w:r>
+      <w:proofErr w:type="spellEnd"/>
+      <w:r>
+        <w:rPr>
+          <w:lang w:val="en-GB"/>
+        </w:rPr>
+        <w:t xml:space="preserve"> </w:t>
+      </w:r>
+      <w:proofErr w:type="spellStart"/>
+      <w:r>
+        <w:rPr>
+          <w:lang w:val="en-GB"/>
+        </w:rPr>
+        <w:t>hdat.tsv</w:t>
+      </w:r>
+      <w:proofErr w:type="spellEnd"/>
+      <w:r>
+        <w:rPr>
+          <w:lang w:val="en-GB"/>
+        </w:rPr>
+        <w:t xml:space="preserve"> -v </w:t>
+      </w:r>
+      <w:proofErr w:type="spellStart"/>
+      <w:r>
+        <w:rPr>
+          <w:lang w:val="en-GB"/>
+        </w:rPr>
+        <w:t>vdat.tsv</w:t>
+      </w:r>
+      <w:proofErr w:type="spellEnd"/>
+      <w:r>
+        <w:rPr>
+          <w:lang w:val="en-GB"/>
+        </w:rPr>
+        <w:t xml:space="preserve"> -cat </w:t>
+      </w:r>
+      <w:proofErr w:type="spellStart"/>
+      <w:r>
+        <w:rPr>
+          <w:lang w:val="en-GB"/>
+        </w:rPr>
+        <w:t>json_files</w:t>
+      </w:r>
+      <w:proofErr w:type="spellEnd"/>
+      <w:r>
+        <w:rPr>
+          <w:lang w:val="en-GB"/>
+        </w:rPr>
+        <w:t>/</w:t>
+      </w:r>
+      <w:r>
+        <w:rPr>
+          <w:lang w:val="en-GB"/>
+        </w:rPr>
+        <w:t>cat_case3.json -</w:t>
+      </w:r>
+      <w:proofErr w:type="spellStart"/>
+      <w:r>
+        <w:rPr>
+          <w:lang w:val="en-GB"/>
+        </w:rPr>
+        <w:t>cond</w:t>
+      </w:r>
+      <w:proofErr w:type="spellEnd"/>
+      <w:r>
+        <w:rPr>
+          <w:lang w:val="en-GB"/>
+        </w:rPr>
+        <w:t xml:space="preserve"> </w:t>
+      </w:r>
+      <w:proofErr w:type="spellStart"/>
+      <w:r>
+        <w:rPr>
+          <w:lang w:val="en-GB"/>
+        </w:rPr>
+        <w:t>json_files</w:t>
+      </w:r>
+      <w:proofErr w:type="spellEnd"/>
+      <w:r>
+        <w:rPr>
+          <w:lang w:val="en-GB"/>
+        </w:rPr>
+        <w:t>/</w:t>
+      </w:r>
+      <w:r>
+        <w:rPr>
+          <w:lang w:val="en-GB"/>
+        </w:rPr>
+        <w:t>cond_case3.json -dt Diabetes Depression oneway_G20</w:t>
+      </w:r>
+      <w:r>
+        <w:rPr>
+          <w:lang w:val="en-GB"/>
+        </w:rPr>
+        <w:t xml:space="preserve"> -o case3</w:t>
+      </w:r>
+    </w:p>
+    <w:p>
+      <w:pPr>
+        <w:rPr>
+          <w:b/>
+          <w:bCs/>
+          <w:lang w:val="en-GB"/>
+        </w:rPr>
+      </w:pPr>
+    </w:p>
+    <w:p>
+      <w:pPr>
+        <w:rPr>
+          <w:b/>
+          <w:bCs/>
+          <w:lang w:val="en-GB"/>
+        </w:rPr>
+      </w:pPr>
+      <w:r>
+        <w:rPr>
+          <w:b/>
+          <w:bCs/>
+          <w:lang w:val="en-GB"/>
+        </w:rPr>
+        <w:t xml:space="preserve">Case </w:t>
+      </w:r>
+      <w:r>
+        <w:rPr>
+          <w:b/>
+          <w:bCs/>
+          <w:lang w:val="en-GB"/>
+        </w:rPr>
+        <w:t>4</w:t>
+      </w:r>
+    </w:p>
+    <w:p>
+      <w:pPr>
+        <w:rPr>
+          <w:lang w:val="en-GB"/>
+        </w:rPr>
+      </w:pPr>
+      <w:r>
+        <w:rPr>
+          <w:lang w:val="en-GB"/>
+        </w:rPr>
+        <w:t>cat_case</w:t>
+      </w:r>
+      <w:r>
+        <w:rPr>
+          <w:lang w:val="en-GB"/>
+        </w:rPr>
+        <w:t>4</w:t>
+      </w:r>
+      <w:r>
+        <w:rPr>
+          <w:lang w:val="en-GB"/>
+        </w:rPr>
+        <w:br/>
+        <w:t>cond_case</w:t>
+      </w:r>
+      <w:r>
+        <w:rPr>
+          <w:lang w:val="en-GB"/>
+        </w:rPr>
+        <w:t>4</w:t>
+      </w:r>
+    </w:p>
+    <w:p>
+      <w:pPr>
+        <w:rPr>
+          <w:lang w:val="en-GB"/>
+        </w:rPr>
+      </w:pPr>
+      <w:r>
+        <w:rPr>
+          <w:lang w:val="en-GB"/>
+        </w:rPr>
+        <w:t>Only patients that</w:t>
+      </w:r>
+      <w:r>
+        <w:rPr>
+          <w:lang w:val="en-GB"/>
+        </w:rPr>
+        <w:br/>
+        <w:t>- Have G20 and any diagnosis starting with E but not E11</w:t>
+      </w:r>
+    </w:p>
+    <w:p>
+      <w:pPr>
+        <w:rPr>
+          <w:lang w:val="en-GB"/>
+        </w:rPr>
+      </w:pPr>
+      <w:r>
+        <w:rPr>
+          <w:lang w:val="en-GB"/>
+        </w:rPr>
+        <w:t xml:space="preserve">python </w:t>
+      </w:r>
+      <w:r>
+        <w:rPr>
+          <w:lang w:val="en-GB"/>
+        </w:rPr>
+        <w:t>program_scripts/</w:t>
+      </w:r>
+      <w:r>
+        <w:rPr>
+          <w:lang w:val="en-GB"/>
+        </w:rPr>
+        <w:t>MPBCpipe</w:t>
+      </w:r>
+      <w:r>
+        <w:rPr>
+          <w:lang w:val="en-GB"/>
+        </w:rPr>
+        <w:t xml:space="preserve">.py -q </w:t>
+      </w:r>
+      <w:proofErr w:type="spellStart"/>
+      <w:r>
+        <w:rPr>
+          <w:lang w:val="en-GB"/>
+        </w:rPr>
+        <w:t>qdat.tsv</w:t>
+      </w:r>
+      <w:proofErr w:type="spellEnd"/>
+      <w:r>
+        <w:rPr>
+          <w:lang w:val="en-GB"/>
+        </w:rPr>
+        <w:t xml:space="preserve"> -p </w:t>
+      </w:r>
+      <w:proofErr w:type="spellStart"/>
+      <w:r>
+        <w:rPr>
+          <w:lang w:val="en-GB"/>
+        </w:rPr>
+        <w:t>pdat.tsv</w:t>
+      </w:r>
+      <w:proofErr w:type="spellEnd"/>
+      <w:r>
+        <w:rPr>
+          <w:lang w:val="en-GB"/>
+        </w:rPr>
+        <w:t xml:space="preserve"> -</w:t>
+      </w:r>
+      <w:proofErr w:type="spellStart"/>
+      <w:r>
+        <w:rPr>
+          <w:lang w:val="en-GB"/>
+        </w:rPr>
+        <w:t>hd</w:t>
+      </w:r>
+      <w:proofErr w:type="spellEnd"/>
+      <w:r>
+        <w:rPr>
+          <w:lang w:val="en-GB"/>
+        </w:rPr>
+        <w:t xml:space="preserve"> </w:t>
+      </w:r>
+      <w:proofErr w:type="spellStart"/>
+      <w:r>
+        <w:rPr>
+          <w:lang w:val="en-GB"/>
+        </w:rPr>
+        <w:t>hdat.tsv</w:t>
+      </w:r>
+      <w:proofErr w:type="spellEnd"/>
+      <w:r>
+        <w:rPr>
+          <w:lang w:val="en-GB"/>
+        </w:rPr>
+        <w:t xml:space="preserve"> -v </w:t>
+      </w:r>
+      <w:proofErr w:type="spellStart"/>
+      <w:r>
+        <w:rPr>
+          <w:lang w:val="en-GB"/>
+        </w:rPr>
+        <w:t>vdat.tsv</w:t>
+      </w:r>
+      <w:proofErr w:type="spellEnd"/>
+      <w:r>
+        <w:rPr>
+          <w:lang w:val="en-GB"/>
+        </w:rPr>
+        <w:t xml:space="preserve"> -cat </w:t>
+      </w:r>
+      <w:proofErr w:type="spellStart"/>
+      <w:r>
+        <w:rPr>
+          <w:lang w:val="en-GB"/>
+        </w:rPr>
+        <w:t>json_files</w:t>
+      </w:r>
+      <w:proofErr w:type="spellEnd"/>
+      <w:r>
+        <w:rPr>
+          <w:lang w:val="en-GB"/>
+        </w:rPr>
+        <w:t>/</w:t>
+      </w:r>
+      <w:r>
+        <w:rPr>
+          <w:lang w:val="en-GB"/>
+        </w:rPr>
+        <w:t>cat_case4.json -</w:t>
+      </w:r>
+      <w:proofErr w:type="spellStart"/>
+      <w:r>
+        <w:rPr>
+          <w:lang w:val="en-GB"/>
+        </w:rPr>
+        <w:t>cond</w:t>
+      </w:r>
+      <w:proofErr w:type="spellEnd"/>
+      <w:r>
+        <w:rPr>
+          <w:lang w:val="en-GB"/>
+        </w:rPr>
+        <w:t xml:space="preserve"> </w:t>
+      </w:r>
+      <w:proofErr w:type="spellStart"/>
+      <w:r>
+        <w:rPr>
+          <w:lang w:val="en-GB"/>
+        </w:rPr>
+        <w:t>json_files</w:t>
+      </w:r>
+      <w:proofErr w:type="spellEnd"/>
+      <w:r>
+        <w:rPr>
+          <w:lang w:val="en-GB"/>
+        </w:rPr>
+        <w:t>/</w:t>
+      </w:r>
+      <w:r>
+        <w:rPr>
+          <w:lang w:val="en-GB"/>
+        </w:rPr>
+        <w:t>cond_case4.json</w:t>
+      </w:r>
+      <w:r>
+        <w:rPr>
+          <w:lang w:val="en-GB"/>
+        </w:rPr>
+        <w:t xml:space="preserve"> -o case4</w:t>
+      </w:r>
+    </w:p>
+    <w:p>
+      <w:pPr>
+        <w:rPr>
+          <w:lang w:val="en-GB"/>
+        </w:rPr>
+      </w:pPr>
+    </w:p>
+    <w:p>
+      <w:pPr>
+        <w:rPr>
+          <w:b/>
+          <w:bCs/>
+          <w:lang w:val="en-GB"/>
+        </w:rPr>
+      </w:pPr>
+      <w:r>
+        <w:rPr>
+          <w:b/>
+          <w:bCs/>
+          <w:lang w:val="en-GB"/>
+        </w:rPr>
+        <w:t>Case 5</w:t>
+      </w:r>
+    </w:p>
+    <w:p>
+      <w:pPr>
+        <w:rPr>
+          <w:lang w:val="en-GB"/>
+        </w:rPr>
+      </w:pPr>
+      <w:r>
+        <w:rPr>
+          <w:lang w:val="en-GB"/>
+        </w:rPr>
+        <w:t>cat_case5</w:t>
+      </w:r>
+      <w:r>
+        <w:rPr>
+          <w:lang w:val="en-GB"/>
+        </w:rPr>
+        <w:br/>
+        <w:t>cond_case5</w:t>
+      </w:r>
+    </w:p>
+    <w:p>
+      <w:pPr>
+        <w:rPr>
+          <w:lang w:val="en-GB"/>
+        </w:rPr>
+      </w:pPr>
+      <w:r>
+        <w:rPr>
+          <w:lang w:val="en-GB"/>
+        </w:rPr>
+        <w:t>Only patients that</w:t>
+      </w:r>
+      <w:r>
+        <w:rPr>
+          <w:lang w:val="en-GB"/>
+        </w:rPr>
+        <w:br/>
+        <w:t xml:space="preserve">- </w:t>
+      </w:r>
+      <w:r>
+        <w:rPr>
+          <w:lang w:val="en-GB"/>
+        </w:rPr>
+        <w:t xml:space="preserve">Have G20 confirmed in </w:t>
+      </w:r>
+      <w:proofErr w:type="spellStart"/>
+      <w:r>
+        <w:rPr>
+          <w:lang w:val="en-GB"/>
+        </w:rPr>
+        <w:t>hvdat</w:t>
+      </w:r>
+      <w:proofErr w:type="spellEnd"/>
+      <w:r>
+        <w:rPr>
+          <w:lang w:val="en-GB"/>
+        </w:rPr>
+        <w:br/>
+        <w:t xml:space="preserve">- </w:t>
+      </w:r>
+      <w:r>
+        <w:rPr>
+          <w:lang w:val="en-GB"/>
+        </w:rPr>
+        <w:t>Received their diagnosis at the age of 40 or younger (based on questionnaire data)</w:t>
+      </w:r>
+      <w:r>
+        <w:rPr>
+          <w:lang w:val="en-GB"/>
+        </w:rPr>
+        <w:br/>
+        <w:t xml:space="preserve">- Have </w:t>
+      </w:r>
+      <w:proofErr w:type="spellStart"/>
+      <w:r>
+        <w:rPr>
+          <w:lang w:val="en-GB"/>
+        </w:rPr>
+        <w:t>Hoehn_Yahr</w:t>
+      </w:r>
+      <w:proofErr w:type="spellEnd"/>
+      <w:r>
+        <w:rPr>
+          <w:lang w:val="en-GB"/>
+        </w:rPr>
+        <w:t xml:space="preserve"> of 3 or more</w:t>
+      </w:r>
+    </w:p>
+    <w:p>
+      <w:pPr>
+        <w:rPr>
+          <w:lang w:val="en-GB"/>
+        </w:rPr>
+      </w:pPr>
+      <w:r>
+        <w:rPr>
+          <w:lang w:val="en-GB"/>
+        </w:rPr>
+        <w:t>Show diagnosis table</w:t>
+      </w:r>
+    </w:p>
+    <w:p>
+      <w:pPr>
+        <w:rPr>
+          <w:lang w:val="en-GB"/>
+        </w:rPr>
+      </w:pPr>
+      <w:r>
+        <w:rPr>
+          <w:lang w:val="en-GB"/>
+        </w:rPr>
+        <w:t xml:space="preserve">python </w:t>
+      </w:r>
+      <w:r>
+        <w:rPr>
+          <w:lang w:val="en-GB"/>
+        </w:rPr>
+        <w:t>program_scripts/</w:t>
+      </w:r>
+      <w:r>
+        <w:rPr>
+          <w:lang w:val="en-GB"/>
+        </w:rPr>
+        <w:t>MPBCpipe</w:t>
+      </w:r>
+      <w:r>
+        <w:rPr>
+          <w:lang w:val="en-GB"/>
+        </w:rPr>
+        <w:t xml:space="preserve">.py -q </w:t>
+      </w:r>
+      <w:proofErr w:type="spellStart"/>
+      <w:r>
+        <w:rPr>
+          <w:lang w:val="en-GB"/>
+        </w:rPr>
+        <w:t>qdat.tsv</w:t>
+      </w:r>
+      <w:proofErr w:type="spellEnd"/>
+      <w:r>
+        <w:rPr>
+          <w:lang w:val="en-GB"/>
+        </w:rPr>
+        <w:t xml:space="preserve"> -p </w:t>
+      </w:r>
+      <w:proofErr w:type="spellStart"/>
+      <w:r>
+        <w:rPr>
+          <w:lang w:val="en-GB"/>
+        </w:rPr>
+        <w:t>pdat.tsv</w:t>
+      </w:r>
+      <w:proofErr w:type="spellEnd"/>
+      <w:r>
+        <w:rPr>
+          <w:lang w:val="en-GB"/>
+        </w:rPr>
+        <w:t xml:space="preserve"> -</w:t>
+      </w:r>
+      <w:proofErr w:type="spellStart"/>
+      <w:r>
+        <w:rPr>
+          <w:lang w:val="en-GB"/>
+        </w:rPr>
+        <w:t>hd</w:t>
+      </w:r>
+      <w:proofErr w:type="spellEnd"/>
+      <w:r>
+        <w:rPr>
+          <w:lang w:val="en-GB"/>
+        </w:rPr>
+        <w:t xml:space="preserve"> </w:t>
+      </w:r>
+      <w:proofErr w:type="spellStart"/>
+      <w:r>
+        <w:rPr>
+          <w:lang w:val="en-GB"/>
+        </w:rPr>
+        <w:t>hdat.tsv</w:t>
+      </w:r>
+      <w:proofErr w:type="spellEnd"/>
+      <w:r>
+        <w:rPr>
+          <w:lang w:val="en-GB"/>
+        </w:rPr>
+        <w:t xml:space="preserve"> -v </w:t>
+      </w:r>
+      <w:proofErr w:type="spellStart"/>
+      <w:r>
+        <w:rPr>
+          <w:lang w:val="en-GB"/>
+        </w:rPr>
+        <w:t>vdat.tsv</w:t>
+      </w:r>
+      <w:proofErr w:type="spellEnd"/>
+      <w:r>
+        <w:rPr>
+          <w:lang w:val="en-GB"/>
+        </w:rPr>
+        <w:t xml:space="preserve"> -cat </w:t>
+      </w:r>
+      <w:proofErr w:type="spellStart"/>
+      <w:r>
+        <w:rPr>
+          <w:lang w:val="en-GB"/>
+        </w:rPr>
+        <w:t>json_files</w:t>
+      </w:r>
+      <w:proofErr w:type="spellEnd"/>
+      <w:r>
+        <w:rPr>
+          <w:lang w:val="en-GB"/>
+        </w:rPr>
+        <w:t>/</w:t>
+      </w:r>
+      <w:r>
+        <w:rPr>
+          <w:lang w:val="en-GB"/>
+        </w:rPr>
+        <w:t>cat_case5.json -</w:t>
+      </w:r>
+      <w:proofErr w:type="spellStart"/>
+      <w:r>
+        <w:rPr>
+          <w:lang w:val="en-GB"/>
+        </w:rPr>
+        <w:t>cond</w:t>
+      </w:r>
+      <w:proofErr w:type="spellEnd"/>
+      <w:r>
+        <w:rPr>
+          <w:lang w:val="en-GB"/>
+        </w:rPr>
+        <w:t xml:space="preserve"> </w:t>
+      </w:r>
+      <w:proofErr w:type="spellStart"/>
+      <w:r>
+        <w:rPr>
+          <w:lang w:val="en-GB"/>
+        </w:rPr>
+        <w:t>json_files</w:t>
+      </w:r>
+      <w:proofErr w:type="spellEnd"/>
+      <w:r>
+        <w:rPr>
+          <w:lang w:val="en-GB"/>
+        </w:rPr>
+        <w:t>/</w:t>
+      </w:r>
+      <w:r>
+        <w:rPr>
+          <w:lang w:val="en-GB"/>
+        </w:rPr>
+        <w:t>cond_case5.json -dt</w:t>
+      </w:r>
+      <w:r>
+        <w:rPr>
+          <w:lang w:val="en-GB"/>
+        </w:rPr>
+        <w:t xml:space="preserve"> -o </w:t>
+      </w:r>
+      <w:r>
+        <w:rPr>
+          <w:lang w:val="en-GB"/>
+        </w:rPr>
+        <w:t>case5</w:t>
+      </w:r>
+    </w:p>
+    <w:p>
+      <w:pPr>
+        <w:rPr>
+          <w:lang w:val="en-GB"/>
+        </w:rPr>
+      </w:pPr>
+    </w:p>
+    <w:p>
+      <w:pPr>
+        <w:rPr>
+          <w:lang w:val="en-GB"/>
+        </w:rPr>
+      </w:pPr>
+    </w:p>
+    <w:p>
+      <w:pPr>
+        <w:rPr>
+          <w:lang w:val="en-GB"/>
+        </w:rPr>
+      </w:pPr>
+    </w:p>
+    <w:p>
+      <w:pPr>
+        <w:rPr>
+          <w:b/>
+          <w:bCs/>
+          <w:lang w:val="en-GB"/>
+        </w:rPr>
+      </w:pPr>
+      <w:r>
+        <w:rPr>
+          <w:b/>
+          <w:bCs/>
+          <w:lang w:val="en-GB"/>
+        </w:rPr>
+        <w:lastRenderedPageBreak/>
+        <w:t xml:space="preserve">Case </w:t>
+      </w:r>
+      <w:r>
+        <w:rPr>
+          <w:b/>
+          <w:bCs/>
+          <w:lang w:val="en-GB"/>
+        </w:rPr>
+        <w:t>6</w:t>
+      </w:r>
+    </w:p>
+    <w:p>
+      <w:pPr>
+        <w:rPr>
+          <w:lang w:val="en-GB"/>
+        </w:rPr>
+      </w:pPr>
+      <w:r>
+        <w:rPr>
+          <w:lang w:val="en-GB"/>
+        </w:rPr>
+        <w:t>cat_case6</w:t>
+      </w:r>
+      <w:r>
+        <w:rPr>
+          <w:lang w:val="en-GB"/>
+        </w:rPr>
+        <w:br/>
+        <w:t>cond_case6</w:t>
+      </w:r>
+    </w:p>
+    <w:p>
+      <w:pPr>
+        <w:rPr>
+          <w:lang w:val="en-GB"/>
+        </w:rPr>
+      </w:pPr>
+      <w:r>
+        <w:rPr>
+          <w:lang w:val="en-GB"/>
+        </w:rPr>
+        <w:t>Only patients that</w:t>
       </w:r>
       <w:r>
         <w:rPr>
@@ -231,697 +1822,6 @@
         <w:br/>
         <w:t>- Have G20</w:t>
       </w:r>
-    </w:p>
-    <w:p>
-      <w:pPr>
-        <w:rPr>
-          <w:lang w:val="en-GB"/>
-        </w:rPr>
-      </w:pPr>
-      <w:r>
-        <w:rPr>
-          <w:lang w:val="en-GB"/>
-        </w:rPr>
-        <w:t>Show pharmacy and diagnosis tables</w:t>
-      </w:r>
-      <w:r>
-        <w:rPr>
-          <w:lang w:val="en-GB"/>
-        </w:rPr>
-        <w:t>.</w:t>
-      </w:r>
-      <w:r>
-        <w:rPr>
-          <w:lang w:val="en-GB"/>
-        </w:rPr>
-        <w:t xml:space="preserve"> Show </w:t>
-      </w:r>
-      <w:r>
-        <w:rPr>
-          <w:lang w:val="en-GB"/>
-        </w:rPr>
-        <w:t xml:space="preserve">ATC and </w:t>
-      </w:r>
-      <w:r>
-        <w:rPr>
-          <w:lang w:val="en-GB"/>
-        </w:rPr>
-        <w:t>produkt column</w:t>
-      </w:r>
-      <w:r>
-        <w:rPr>
-          <w:lang w:val="en-GB"/>
-        </w:rPr>
-        <w:t>s</w:t>
-      </w:r>
-      <w:r>
-        <w:rPr>
-          <w:lang w:val="en-GB"/>
-        </w:rPr>
-        <w:t>.</w:t>
-      </w:r>
-      <w:r>
-        <w:rPr>
-          <w:lang w:val="en-GB"/>
-        </w:rPr>
-        <w:t xml:space="preserve"> Show </w:t>
-      </w:r>
-      <w:r>
-        <w:rPr>
-          <w:lang w:val="en-GB"/>
-        </w:rPr>
-        <w:t xml:space="preserve">columns indicating </w:t>
-      </w:r>
-      <w:r>
-        <w:rPr>
-          <w:lang w:val="en-GB"/>
-        </w:rPr>
-        <w:t xml:space="preserve">the </w:t>
-      </w:r>
-      <w:r>
-        <w:rPr>
-          <w:lang w:val="en-GB"/>
-        </w:rPr>
-        <w:t>diagnos</w:t>
-      </w:r>
-      <w:r>
-        <w:rPr>
-          <w:lang w:val="en-GB"/>
-        </w:rPr>
-        <w:t>e</w:t>
-      </w:r>
-      <w:r>
-        <w:rPr>
-          <w:lang w:val="en-GB"/>
-        </w:rPr>
-        <w:t>s received before, after, and/or at inclusion (+-1 year) in the questionnaire.</w:t>
-      </w:r>
-    </w:p>
-    <w:p>
-      <w:pPr>
-        <w:rPr>
-          <w:lang w:val="en-GB"/>
-        </w:rPr>
-      </w:pPr>
-      <w:r>
-        <w:rPr>
-          <w:lang w:val="en-GB"/>
-        </w:rPr>
-        <w:t xml:space="preserve">python </w:t>
-      </w:r>
-      <w:r>
-        <w:rPr>
-          <w:lang w:val="en-GB"/>
-        </w:rPr>
-        <w:t>program_scripts/</w:t>
-      </w:r>
-      <w:r>
-        <w:rPr>
-          <w:lang w:val="en-GB"/>
-        </w:rPr>
-        <w:t>piper1.py -q qda</w:t>
-      </w:r>
-      <w:r>
-        <w:rPr>
-          <w:lang w:val="en-GB"/>
-        </w:rPr>
-        <w:t>t</w:t>
-      </w:r>
-      <w:r>
-        <w:rPr>
-          <w:lang w:val="en-GB"/>
-        </w:rPr>
-        <w:t xml:space="preserve">.tsv -p pdat.tsv -hd hdat.tsv -v vdat.tsv -cat </w:t>
-      </w:r>
-      <w:r>
-        <w:rPr>
-          <w:lang w:val="en-GB"/>
-        </w:rPr>
-        <w:t>json_files/</w:t>
-      </w:r>
-      <w:r>
-        <w:rPr>
-          <w:lang w:val="en-GB"/>
-        </w:rPr>
-        <w:t xml:space="preserve">cat_case1.txt -cond </w:t>
-      </w:r>
-      <w:r>
-        <w:rPr>
-          <w:lang w:val="en-GB"/>
-        </w:rPr>
-        <w:t>json_files/</w:t>
-      </w:r>
-      <w:r>
-        <w:rPr>
-          <w:lang w:val="en-GB"/>
-        </w:rPr>
-        <w:t>cond_case1.json -pt -dt -o case1</w:t>
-      </w:r>
-    </w:p>
-    <w:p>
-      <w:pPr>
-        <w:rPr>
-          <w:lang w:val="en-GB"/>
-        </w:rPr>
-      </w:pPr>
-    </w:p>
-    <w:p>
-      <w:pPr>
-        <w:rPr>
-          <w:b/>
-          <w:bCs/>
-          <w:lang w:val="en-GB"/>
-        </w:rPr>
-      </w:pPr>
-      <w:r>
-        <w:rPr>
-          <w:b/>
-          <w:bCs/>
-          <w:lang w:val="en-GB"/>
-        </w:rPr>
-        <w:t>Case 2</w:t>
-      </w:r>
-    </w:p>
-    <w:p>
-      <w:pPr>
-        <w:rPr>
-          <w:lang w:val="en-GB"/>
-        </w:rPr>
-      </w:pPr>
-      <w:r>
-        <w:rPr>
-          <w:lang w:val="en-GB"/>
-        </w:rPr>
-        <w:t>cat_case2</w:t>
-      </w:r>
-      <w:r>
-        <w:rPr>
-          <w:lang w:val="en-GB"/>
-        </w:rPr>
-        <w:br/>
-        <w:t>cond_case2</w:t>
-      </w:r>
-    </w:p>
-    <w:p>
-      <w:pPr>
-        <w:rPr>
-          <w:lang w:val="en-GB"/>
-        </w:rPr>
-      </w:pPr>
-      <w:r>
-        <w:rPr>
-          <w:lang w:val="en-GB"/>
-        </w:rPr>
-        <w:t>Only patients that</w:t>
-      </w:r>
-      <w:r>
-        <w:rPr>
-          <w:lang w:val="en-GB"/>
-        </w:rPr>
-        <w:br/>
-        <w:t>- Have G20 diagnosis before or at (+-1 year) of questionnaire inclusion</w:t>
-      </w:r>
-      <w:r>
-        <w:rPr>
-          <w:lang w:val="en-GB"/>
-        </w:rPr>
-        <w:br/>
-        <w:t>- Are 60-80 years old at questionnaire inclusion</w:t>
-      </w:r>
-    </w:p>
-    <w:p>
-      <w:pPr>
-        <w:rPr>
-          <w:lang w:val="en-GB"/>
-        </w:rPr>
-      </w:pPr>
-      <w:r>
-        <w:rPr>
-          <w:lang w:val="en-GB"/>
-        </w:rPr>
-        <w:t>Show diagnosis table</w:t>
-      </w:r>
-      <w:r>
-        <w:rPr>
-          <w:lang w:val="en-GB"/>
-        </w:rPr>
-        <w:t>.</w:t>
-      </w:r>
-      <w:r>
-        <w:rPr>
-          <w:lang w:val="en-GB"/>
-        </w:rPr>
-        <w:t xml:space="preserve"> Show diagnoses</w:t>
-      </w:r>
-      <w:r>
-        <w:rPr>
-          <w:lang w:val="en-GB"/>
-        </w:rPr>
-        <w:t>_</w:t>
-      </w:r>
-      <w:r>
-        <w:rPr>
-          <w:lang w:val="en-GB"/>
-        </w:rPr>
-        <w:t>recorded</w:t>
-      </w:r>
-      <w:r>
-        <w:rPr>
-          <w:lang w:val="en-GB"/>
-        </w:rPr>
-        <w:t>_</w:t>
-      </w:r>
-      <w:r>
-        <w:rPr>
-          <w:lang w:val="en-GB"/>
-        </w:rPr>
-        <w:t>until</w:t>
-      </w:r>
-      <w:r>
-        <w:rPr>
-          <w:lang w:val="en-GB"/>
-        </w:rPr>
-        <w:t>_</w:t>
-      </w:r>
-      <w:r>
-        <w:rPr>
-          <w:lang w:val="en-GB"/>
-        </w:rPr>
-        <w:t xml:space="preserve">inclusion and </w:t>
-      </w:r>
-      <w:r>
-        <w:rPr>
-          <w:lang w:val="en-GB"/>
-        </w:rPr>
-        <w:t>all</w:t>
-      </w:r>
-      <w:r>
-        <w:rPr>
-          <w:lang w:val="en-GB"/>
-        </w:rPr>
-        <w:t>_</w:t>
-      </w:r>
-      <w:r>
-        <w:rPr>
-          <w:lang w:val="en-GB"/>
-        </w:rPr>
-        <w:t>diagnoses columns.</w:t>
-      </w:r>
-    </w:p>
-    <w:p>
-      <w:pPr>
-        <w:rPr>
-          <w:lang w:val="en-GB"/>
-        </w:rPr>
-      </w:pPr>
-      <w:r>
-        <w:rPr>
-          <w:lang w:val="en-GB"/>
-        </w:rPr>
-        <w:t xml:space="preserve">python </w:t>
-      </w:r>
-      <w:r>
-        <w:rPr>
-          <w:lang w:val="en-GB"/>
-        </w:rPr>
-        <w:t>program_scripts/</w:t>
-      </w:r>
-      <w:r>
-        <w:rPr>
-          <w:lang w:val="en-GB"/>
-        </w:rPr>
-        <w:t xml:space="preserve">piper1.py -q qdat.tsv -p pdat.tsv -hd hdat.tsv -v vdat.tsv -cat </w:t>
-      </w:r>
-      <w:r>
-        <w:rPr>
-          <w:lang w:val="en-GB"/>
-        </w:rPr>
-        <w:t>json_files/</w:t>
-      </w:r>
-      <w:r>
-        <w:rPr>
-          <w:lang w:val="en-GB"/>
-        </w:rPr>
-        <w:t xml:space="preserve">cat_case2.json -cond </w:t>
-      </w:r>
-      <w:r>
-        <w:rPr>
-          <w:lang w:val="en-GB"/>
-        </w:rPr>
-        <w:t>json_files/</w:t>
-      </w:r>
-      <w:r>
-        <w:rPr>
-          <w:lang w:val="en-GB"/>
-        </w:rPr>
-        <w:t>cond_case2.json -dt</w:t>
-      </w:r>
-      <w:r>
-        <w:rPr>
-          <w:lang w:val="en-GB"/>
-        </w:rPr>
-        <w:t xml:space="preserve"> -o case2</w:t>
-      </w:r>
-    </w:p>
-    <w:p>
-      <w:pPr>
-        <w:rPr>
-          <w:lang w:val="en-GB"/>
-        </w:rPr>
-      </w:pPr>
-      <w:r>
-        <w:rPr>
-          <w:b/>
-          <w:bCs/>
-          <w:lang w:val="en-GB"/>
-        </w:rPr>
-        <w:lastRenderedPageBreak/>
-        <w:t>Case 3</w:t>
-      </w:r>
-    </w:p>
-    <w:p>
-      <w:pPr>
-        <w:rPr>
-          <w:lang w:val="en-GB"/>
-        </w:rPr>
-      </w:pPr>
-      <w:r>
-        <w:rPr>
-          <w:lang w:val="en-GB"/>
-        </w:rPr>
-        <w:t>cat_case3</w:t>
-      </w:r>
-      <w:r>
-        <w:rPr>
-          <w:lang w:val="en-GB"/>
-        </w:rPr>
-        <w:br/>
-        <w:t>cond_case3</w:t>
-      </w:r>
-    </w:p>
-    <w:p>
-      <w:pPr>
-        <w:rPr>
-          <w:lang w:val="en-GB"/>
-        </w:rPr>
-      </w:pPr>
-      <w:r>
-        <w:rPr>
-          <w:lang w:val="en-GB"/>
-        </w:rPr>
-        <w:t>Only patients that</w:t>
-      </w:r>
-      <w:r>
-        <w:rPr>
-          <w:lang w:val="en-GB"/>
-        </w:rPr>
-        <w:br/>
-        <w:t>- Have G20 and E11</w:t>
-      </w:r>
-    </w:p>
-    <w:p>
-      <w:pPr>
-        <w:rPr>
-          <w:lang w:val="en-GB"/>
-        </w:rPr>
-      </w:pPr>
-      <w:r>
-        <w:rPr>
-          <w:lang w:val="en-GB"/>
-        </w:rPr>
-        <w:t>Show City</w:t>
-      </w:r>
-      <w:r>
-        <w:rPr>
-          <w:lang w:val="en-GB"/>
-        </w:rPr>
-        <w:t xml:space="preserve"> and Sex columns. </w:t>
-      </w:r>
-      <w:r>
-        <w:rPr>
-          <w:lang w:val="en-GB"/>
-        </w:rPr>
-        <w:t>Show diagnosis table with Conversions and Depression column</w:t>
-      </w:r>
-      <w:r>
-        <w:rPr>
-          <w:lang w:val="en-GB"/>
-        </w:rPr>
-        <w:t>. Conversions only to PD (patient received G20 diagnosis but is not included as case in the questionnaire). Conversions for Diabetes both ways.</w:t>
-      </w:r>
-    </w:p>
-    <w:p>
-      <w:pPr>
-        <w:rPr>
-          <w:lang w:val="en-GB"/>
-        </w:rPr>
-      </w:pPr>
-      <w:r>
-        <w:rPr>
-          <w:lang w:val="en-GB"/>
-        </w:rPr>
-        <w:t xml:space="preserve">python </w:t>
-      </w:r>
-      <w:r>
-        <w:rPr>
-          <w:lang w:val="en-GB"/>
-        </w:rPr>
-        <w:t>program_scripts/</w:t>
-      </w:r>
-      <w:r>
-        <w:rPr>
-          <w:lang w:val="en-GB"/>
-        </w:rPr>
-        <w:t xml:space="preserve">piper1.py -q qdat.tsv -p pdat.tsv -hd hdat.tsv -v vdat.tsv -cat </w:t>
-      </w:r>
-      <w:r>
-        <w:rPr>
-          <w:lang w:val="en-GB"/>
-        </w:rPr>
-        <w:t>json_files/</w:t>
-      </w:r>
-      <w:r>
-        <w:rPr>
-          <w:lang w:val="en-GB"/>
-        </w:rPr>
-        <w:t xml:space="preserve">cat_case3.json -cond </w:t>
-      </w:r>
-      <w:r>
-        <w:rPr>
-          <w:lang w:val="en-GB"/>
-        </w:rPr>
-        <w:t>json_files/</w:t>
-      </w:r>
-      <w:r>
-        <w:rPr>
-          <w:lang w:val="en-GB"/>
-        </w:rPr>
-        <w:t>cond_case3.json -dt Diabetes Depression oneway_G20</w:t>
-      </w:r>
-      <w:r>
-        <w:rPr>
-          <w:lang w:val="en-GB"/>
-        </w:rPr>
-        <w:t xml:space="preserve"> -o case3</w:t>
-      </w:r>
-    </w:p>
-    <w:p>
-      <w:pPr>
-        <w:rPr>
-          <w:b/>
-          <w:bCs/>
-          <w:lang w:val="en-GB"/>
-        </w:rPr>
-      </w:pPr>
-    </w:p>
-    <w:p>
-      <w:pPr>
-        <w:rPr>
-          <w:b/>
-          <w:bCs/>
-          <w:lang w:val="en-GB"/>
-        </w:rPr>
-      </w:pPr>
-      <w:r>
-        <w:rPr>
-          <w:b/>
-          <w:bCs/>
-          <w:lang w:val="en-GB"/>
-        </w:rPr>
-        <w:t xml:space="preserve">Case </w:t>
-      </w:r>
-      <w:r>
-        <w:rPr>
-          <w:b/>
-          <w:bCs/>
-          <w:lang w:val="en-GB"/>
-        </w:rPr>
-        <w:t>4</w:t>
-      </w:r>
-    </w:p>
-    <w:p>
-      <w:pPr>
-        <w:rPr>
-          <w:lang w:val="en-GB"/>
-        </w:rPr>
-      </w:pPr>
-      <w:r>
-        <w:rPr>
-          <w:lang w:val="en-GB"/>
-        </w:rPr>
-        <w:t>cat_case</w:t>
-      </w:r>
-      <w:r>
-        <w:rPr>
-          <w:lang w:val="en-GB"/>
-        </w:rPr>
-        <w:t>4</w:t>
-      </w:r>
-      <w:r>
-        <w:rPr>
-          <w:lang w:val="en-GB"/>
-        </w:rPr>
-        <w:br/>
-        <w:t>cond_case</w:t>
-      </w:r>
-      <w:r>
-        <w:rPr>
-          <w:lang w:val="en-GB"/>
-        </w:rPr>
-        <w:t>4</w:t>
-      </w:r>
-    </w:p>
-    <w:p>
-      <w:pPr>
-        <w:rPr>
-          <w:lang w:val="en-GB"/>
-        </w:rPr>
-      </w:pPr>
-      <w:r>
-        <w:rPr>
-          <w:lang w:val="en-GB"/>
-        </w:rPr>
-        <w:t>Only patients that</w:t>
-      </w:r>
-      <w:r>
-        <w:rPr>
-          <w:lang w:val="en-GB"/>
-        </w:rPr>
-        <w:br/>
-        <w:t>- Have G20 and any diagnosis starting with E but not E11</w:t>
-      </w:r>
-    </w:p>
-    <w:p>
-      <w:pPr>
-        <w:rPr>
-          <w:lang w:val="en-GB"/>
-        </w:rPr>
-      </w:pPr>
-      <w:r>
-        <w:rPr>
-          <w:lang w:val="en-GB"/>
-        </w:rPr>
-        <w:t xml:space="preserve">python </w:t>
-      </w:r>
-      <w:r>
-        <w:rPr>
-          <w:lang w:val="en-GB"/>
-        </w:rPr>
-        <w:t>program_scripts/</w:t>
-      </w:r>
-      <w:r>
-        <w:rPr>
-          <w:lang w:val="en-GB"/>
-        </w:rPr>
-        <w:t xml:space="preserve">piper1.py -q qdat.tsv -p pdat.tsv -hd hdat.tsv -v vdat.tsv -cat </w:t>
-      </w:r>
-      <w:r>
-        <w:rPr>
-          <w:lang w:val="en-GB"/>
-        </w:rPr>
-        <w:t>json_files/</w:t>
-      </w:r>
-      <w:r>
-        <w:rPr>
-          <w:lang w:val="en-GB"/>
-        </w:rPr>
-        <w:t xml:space="preserve">cat_case4.json -cond </w:t>
-      </w:r>
-      <w:r>
-        <w:rPr>
-          <w:lang w:val="en-GB"/>
-        </w:rPr>
-        <w:t>json_files/</w:t>
-      </w:r>
-      <w:r>
-        <w:rPr>
-          <w:lang w:val="en-GB"/>
-        </w:rPr>
-        <w:t>cond_case4.json</w:t>
-      </w:r>
-      <w:r>
-        <w:rPr>
-          <w:lang w:val="en-GB"/>
-        </w:rPr>
-        <w:t xml:space="preserve"> -o case4</w:t>
-      </w:r>
-    </w:p>
-    <w:p>
-      <w:pPr>
-        <w:rPr>
-          <w:lang w:val="en-GB"/>
-        </w:rPr>
-      </w:pPr>
-    </w:p>
-    <w:p>
-      <w:pPr>
-        <w:rPr>
-          <w:b/>
-          <w:bCs/>
-          <w:lang w:val="en-GB"/>
-        </w:rPr>
-      </w:pPr>
-      <w:r>
-        <w:rPr>
-          <w:b/>
-          <w:bCs/>
-          <w:lang w:val="en-GB"/>
-        </w:rPr>
-        <w:t>Case 5</w:t>
-      </w:r>
-    </w:p>
-    <w:p>
-      <w:pPr>
-        <w:rPr>
-          <w:lang w:val="en-GB"/>
-        </w:rPr>
-      </w:pPr>
-      <w:r>
-        <w:rPr>
-          <w:lang w:val="en-GB"/>
-        </w:rPr>
-        <w:t>cat_case5</w:t>
-      </w:r>
-      <w:r>
-        <w:rPr>
-          <w:lang w:val="en-GB"/>
-        </w:rPr>
-        <w:br/>
-        <w:t>cond_case5</w:t>
-      </w:r>
-    </w:p>
-    <w:p>
-      <w:pPr>
-        <w:rPr>
-          <w:lang w:val="en-GB"/>
-        </w:rPr>
-      </w:pPr>
-      <w:r>
-        <w:rPr>
-          <w:lang w:val="en-GB"/>
-        </w:rPr>
-        <w:t>Only patients that</w:t>
-      </w:r>
       <w:r>
         <w:rPr>
           <w:lang w:val="en-GB"/>
@@ -933,27 +1833,43 @@
         <w:rPr>
           <w:lang w:val="en-GB"/>
         </w:rPr>
-        <w:t>Have G20 confirmed in hvdat</w:t>
-      </w:r>
-      <w:r>
-        <w:rPr>
-          <w:lang w:val="en-GB"/>
-        </w:rPr>
-        <w:br/>
-        <w:t xml:space="preserve">- </w:t>
-      </w:r>
-      <w:r>
-        <w:rPr>
-          <w:lang w:val="en-GB"/>
-        </w:rPr>
-        <w:t>Received their diagnosis at the age of 40 or younger (based on questionnaire data)</w:t>
-      </w:r>
-      <w:r>
-        <w:rPr>
-          <w:lang w:val="en-GB"/>
-        </w:rPr>
-        <w:br/>
-        <w:t>- Have Hoehn_Yahr of 3 or more</w:t>
+        <w:t>H</w:t>
+      </w:r>
+      <w:r>
+        <w:rPr>
+          <w:lang w:val="en-GB"/>
+        </w:rPr>
+        <w:t>ave Pesticide exposure</w:t>
+      </w:r>
+      <w:r>
+        <w:rPr>
+          <w:lang w:val="en-GB"/>
+        </w:rPr>
+        <w:t xml:space="preserve"> regularly (</w:t>
+      </w:r>
+      <w:r>
+        <w:rPr>
+          <w:lang w:val="en-GB"/>
+        </w:rPr>
+        <w:t>yes=</w:t>
+      </w:r>
+      <w:r>
+        <w:rPr>
+          <w:lang w:val="en-GB"/>
+        </w:rPr>
+        <w:t>1</w:t>
+      </w:r>
+      <w:r>
+        <w:rPr>
+          <w:lang w:val="en-GB"/>
+        </w:rPr>
+        <w:t xml:space="preserve"> or 2 !!!!!!!!!!!!!!!!!!????????????????????????</w:t>
+      </w:r>
+      <w:r>
+        <w:rPr>
+          <w:lang w:val="en-GB"/>
+        </w:rPr>
+        <w:t>)</w:t>
       </w:r>
     </w:p>
     <w:p>
@@ -991,259 +1907,143 @@
         <w:rPr>
           <w:lang w:val="en-GB"/>
         </w:rPr>
-        <w:t xml:space="preserve">piper1.py -q qdat.tsv -p pdat.tsv -hd hdat.tsv -v vdat.tsv -cat </w:t>
-      </w:r>
-      <w:r>
-        <w:rPr>
-          <w:lang w:val="en-GB"/>
-        </w:rPr>
-        <w:t>json_files/</w:t>
-      </w:r>
-      <w:r>
-        <w:rPr>
-          <w:lang w:val="en-GB"/>
-        </w:rPr>
-        <w:t xml:space="preserve">cat_case5.json -cond </w:t>
-      </w:r>
-      <w:r>
-        <w:rPr>
-          <w:lang w:val="en-GB"/>
-        </w:rPr>
-        <w:t>json_files/</w:t>
-      </w:r>
-      <w:r>
-        <w:rPr>
-          <w:lang w:val="en-GB"/>
-        </w:rPr>
-        <w:t>cond_case5.json -dt</w:t>
-      </w:r>
-      <w:r>
-        <w:rPr>
-          <w:lang w:val="en-GB"/>
-        </w:rPr>
-        <w:t xml:space="preserve"> -o </w:t>
-      </w:r>
-      <w:r>
-        <w:rPr>
-          <w:lang w:val="en-GB"/>
-        </w:rPr>
-        <w:t>case5</w:t>
-      </w:r>
-    </w:p>
-    <w:p>
-      <w:pPr>
-        <w:rPr>
-          <w:lang w:val="en-GB"/>
-        </w:rPr>
-      </w:pPr>
-    </w:p>
-    <w:p>
-      <w:pPr>
-        <w:rPr>
-          <w:lang w:val="en-GB"/>
-        </w:rPr>
-      </w:pPr>
-    </w:p>
-    <w:p>
-      <w:pPr>
-        <w:rPr>
-          <w:lang w:val="en-GB"/>
-        </w:rPr>
-      </w:pPr>
-    </w:p>
-    <w:p>
-      <w:pPr>
-        <w:rPr>
-          <w:b/>
-          <w:bCs/>
-          <w:lang w:val="en-GB"/>
-        </w:rPr>
-      </w:pPr>
-      <w:r>
-        <w:rPr>
-          <w:b/>
-          <w:bCs/>
-          <w:lang w:val="en-GB"/>
-        </w:rPr>
-        <w:lastRenderedPageBreak/>
-        <w:t xml:space="preserve">Case </w:t>
-      </w:r>
-      <w:r>
-        <w:rPr>
-          <w:b/>
-          <w:bCs/>
+        <w:t>MPBCpipe</w:t>
+      </w:r>
+      <w:r>
+        <w:rPr>
+          <w:lang w:val="en-GB"/>
+        </w:rPr>
+        <w:t xml:space="preserve">.py -q </w:t>
+      </w:r>
+      <w:proofErr w:type="spellStart"/>
+      <w:r>
+        <w:rPr>
+          <w:lang w:val="en-GB"/>
+        </w:rPr>
+        <w:t>qdat.tsv</w:t>
+      </w:r>
+      <w:proofErr w:type="spellEnd"/>
+      <w:r>
+        <w:rPr>
+          <w:lang w:val="en-GB"/>
+        </w:rPr>
+        <w:t xml:space="preserve"> -p </w:t>
+      </w:r>
+      <w:proofErr w:type="spellStart"/>
+      <w:r>
+        <w:rPr>
+          <w:lang w:val="en-GB"/>
+        </w:rPr>
+        <w:t>pdat.tsv</w:t>
+      </w:r>
+      <w:proofErr w:type="spellEnd"/>
+      <w:r>
+        <w:rPr>
+          <w:lang w:val="en-GB"/>
+        </w:rPr>
+        <w:t xml:space="preserve"> -</w:t>
+      </w:r>
+      <w:proofErr w:type="spellStart"/>
+      <w:r>
+        <w:rPr>
+          <w:lang w:val="en-GB"/>
+        </w:rPr>
+        <w:t>hd</w:t>
+      </w:r>
+      <w:proofErr w:type="spellEnd"/>
+      <w:r>
+        <w:rPr>
+          <w:lang w:val="en-GB"/>
+        </w:rPr>
+        <w:t xml:space="preserve"> </w:t>
+      </w:r>
+      <w:proofErr w:type="spellStart"/>
+      <w:r>
+        <w:rPr>
+          <w:lang w:val="en-GB"/>
+        </w:rPr>
+        <w:t>hdat.tsv</w:t>
+      </w:r>
+      <w:proofErr w:type="spellEnd"/>
+      <w:r>
+        <w:rPr>
+          <w:lang w:val="en-GB"/>
+        </w:rPr>
+        <w:t xml:space="preserve"> -v </w:t>
+      </w:r>
+      <w:proofErr w:type="spellStart"/>
+      <w:r>
+        <w:rPr>
+          <w:lang w:val="en-GB"/>
+        </w:rPr>
+        <w:t>vdat.tsv</w:t>
+      </w:r>
+      <w:proofErr w:type="spellEnd"/>
+      <w:r>
+        <w:rPr>
+          <w:lang w:val="en-GB"/>
+        </w:rPr>
+        <w:t xml:space="preserve"> -cat </w:t>
+      </w:r>
+      <w:proofErr w:type="spellStart"/>
+      <w:r>
+        <w:rPr>
+          <w:lang w:val="en-GB"/>
+        </w:rPr>
+        <w:t>json_files</w:t>
+      </w:r>
+      <w:proofErr w:type="spellEnd"/>
+      <w:r>
+        <w:rPr>
+          <w:lang w:val="en-GB"/>
+        </w:rPr>
+        <w:t>/</w:t>
+      </w:r>
+      <w:r>
+        <w:rPr>
+          <w:lang w:val="en-GB"/>
+        </w:rPr>
+        <w:t>cat_case</w:t>
+      </w:r>
+      <w:r>
+        <w:rPr>
           <w:lang w:val="en-GB"/>
         </w:rPr>
         <w:t>6</w:t>
       </w:r>
-    </w:p>
-    <w:p>
-      <w:pPr>
-        <w:rPr>
-          <w:lang w:val="en-GB"/>
-        </w:rPr>
-      </w:pPr>
-      <w:r>
-        <w:rPr>
-          <w:lang w:val="en-GB"/>
-        </w:rPr>
-        <w:t>cat_case</w:t>
-      </w:r>
-      <w:r>
-        <w:rPr>
-          <w:lang w:val="en-GB"/>
-        </w:rPr>
-        <w:t>6</w:t>
-      </w:r>
-      <w:r>
-        <w:rPr>
-          <w:lang w:val="en-GB"/>
-        </w:rPr>
-        <w:br/>
-        <w:t>cond_case</w:t>
-      </w:r>
-      <w:r>
-        <w:rPr>
-          <w:lang w:val="en-GB"/>
-        </w:rPr>
-        <w:t>6</w:t>
-      </w:r>
-    </w:p>
-    <w:p>
-      <w:pPr>
-        <w:rPr>
-          <w:lang w:val="en-GB"/>
-        </w:rPr>
-      </w:pPr>
-      <w:r>
-        <w:rPr>
-          <w:lang w:val="en-GB"/>
-        </w:rPr>
-        <w:t>Only patients that</w:t>
-      </w:r>
-      <w:r>
-        <w:rPr>
-          <w:lang w:val="en-GB"/>
-        </w:rPr>
-        <w:br/>
-        <w:t>- Have G20</w:t>
-      </w:r>
-      <w:r>
-        <w:rPr>
-          <w:lang w:val="en-GB"/>
-        </w:rPr>
-        <w:br/>
-        <w:t xml:space="preserve">- </w:t>
-      </w:r>
-      <w:r>
-        <w:rPr>
-          <w:lang w:val="en-GB"/>
-        </w:rPr>
-        <w:t>H</w:t>
-      </w:r>
-      <w:r>
-        <w:rPr>
-          <w:lang w:val="en-GB"/>
-        </w:rPr>
-        <w:t>ave Pesticide exposure</w:t>
-      </w:r>
-      <w:r>
-        <w:rPr>
-          <w:lang w:val="en-GB"/>
-        </w:rPr>
-        <w:t xml:space="preserve"> regularly (</w:t>
-      </w:r>
-      <w:r>
-        <w:rPr>
-          <w:lang w:val="en-GB"/>
-        </w:rPr>
-        <w:t>yes=</w:t>
-      </w:r>
-      <w:r>
-        <w:rPr>
-          <w:lang w:val="en-GB"/>
-        </w:rPr>
-        <w:t>1</w:t>
-      </w:r>
-      <w:r>
-        <w:rPr>
-          <w:lang w:val="en-GB"/>
-        </w:rPr>
-        <w:t xml:space="preserve"> or 2 !!!!!!!!!!!!!!!!!!????????????????????????</w:t>
-      </w:r>
-      <w:r>
-        <w:rPr>
-          <w:lang w:val="en-GB"/>
-        </w:rPr>
-        <w:t>)</w:t>
-      </w:r>
-    </w:p>
-    <w:p>
-      <w:pPr>
-        <w:rPr>
-          <w:lang w:val="en-GB"/>
-        </w:rPr>
-      </w:pPr>
-      <w:r>
-        <w:rPr>
-          <w:lang w:val="en-GB"/>
-        </w:rPr>
-        <w:t>Show diagnosis table</w:t>
-      </w:r>
-    </w:p>
-    <w:p>
-      <w:pPr>
-        <w:rPr>
-          <w:lang w:val="en-GB"/>
-        </w:rPr>
-      </w:pPr>
-      <w:r>
-        <w:rPr>
-          <w:lang w:val="en-GB"/>
-        </w:rPr>
-        <w:t xml:space="preserve">python </w:t>
-      </w:r>
-      <w:r>
-        <w:rPr>
-          <w:lang w:val="en-GB"/>
-        </w:rPr>
-        <w:t>program_scripts/</w:t>
-      </w:r>
-      <w:r>
-        <w:rPr>
-          <w:lang w:val="en-GB"/>
-        </w:rPr>
-        <w:t xml:space="preserve">piper1.py -q qdat.tsv -p pdat.tsv -hd hdat.tsv -v vdat.tsv -cat </w:t>
-      </w:r>
-      <w:r>
-        <w:rPr>
-          <w:lang w:val="en-GB"/>
-        </w:rPr>
-        <w:t>json_files/</w:t>
-      </w:r>
-      <w:r>
-        <w:rPr>
-          <w:lang w:val="en-GB"/>
-        </w:rPr>
-        <w:t>cat_case</w:t>
-      </w:r>
-      <w:r>
-        <w:rPr>
-          <w:lang w:val="en-GB"/>
-        </w:rPr>
-        <w:t>6</w:t>
-      </w:r>
-      <w:r>
-        <w:rPr>
-          <w:lang w:val="en-GB"/>
-        </w:rPr>
-        <w:t xml:space="preserve">.json -cond </w:t>
-      </w:r>
-      <w:r>
-        <w:rPr>
-          <w:lang w:val="en-GB"/>
-        </w:rPr>
-        <w:t>json_files/</w:t>
+      <w:r>
+        <w:rPr>
+          <w:lang w:val="en-GB"/>
+        </w:rPr>
+        <w:t>.json -</w:t>
+      </w:r>
+      <w:proofErr w:type="spellStart"/>
+      <w:r>
+        <w:rPr>
+          <w:lang w:val="en-GB"/>
+        </w:rPr>
+        <w:t>cond</w:t>
+      </w:r>
+      <w:proofErr w:type="spellEnd"/>
+      <w:r>
+        <w:rPr>
+          <w:lang w:val="en-GB"/>
+        </w:rPr>
+        <w:t xml:space="preserve"> </w:t>
+      </w:r>
+      <w:proofErr w:type="spellStart"/>
+      <w:r>
+        <w:rPr>
+          <w:lang w:val="en-GB"/>
+        </w:rPr>
+        <w:t>json_files</w:t>
+      </w:r>
+      <w:proofErr w:type="spellEnd"/>
+      <w:r>
+        <w:rPr>
+          <w:lang w:val="en-GB"/>
+        </w:rPr>
+        <w:t>/</w:t>
       </w:r>
       <w:r>
         <w:rPr>
